--- a/Основной отчет.docx
+++ b/Основной отчет.docx
@@ -5,655 +5,1018 @@
     <w:p>
       <w:pPr>
         <w:jc w:val="center"/>
-        <w:rPr>
-          <w:rFonts w:eastAsia="Times New Roman"/>
-          <w:iCs/>
-          <w:szCs w:val="24"/>
-        </w:rPr>
-      </w:pPr>
-      <w:r>
-        <w:rPr>
-          <w:rFonts w:eastAsia="Times New Roman"/>
-          <w:iCs/>
-          <w:szCs w:val="24"/>
-        </w:rPr>
-        <w:t>Министерство цифрового развития, связи и массовых коммуникаций РФ</w:t>
-      </w:r>
-    </w:p>
-    <w:p>
-      <w:pPr>
-        <w:spacing w:after="240"/>
+      </w:pPr>
+      <w:r>
+        <w:t>Министерство</w:t>
+      </w:r>
+      <w:r>
+        <w:rPr>
+          <w:spacing w:val="-4"/>
+        </w:rPr>
+        <w:t xml:space="preserve"> </w:t>
+      </w:r>
+      <w:r>
+        <w:t>цифрового</w:t>
+      </w:r>
+      <w:r>
+        <w:rPr>
+          <w:spacing w:val="-8"/>
+        </w:rPr>
+        <w:t xml:space="preserve"> </w:t>
+      </w:r>
+      <w:r>
+        <w:t>развития,</w:t>
+      </w:r>
+      <w:r>
+        <w:rPr>
+          <w:spacing w:val="-5"/>
+        </w:rPr>
+        <w:t xml:space="preserve"> </w:t>
+      </w:r>
+      <w:r>
+        <w:t>связи</w:t>
+      </w:r>
+      <w:r>
+        <w:rPr>
+          <w:spacing w:val="-5"/>
+        </w:rPr>
+        <w:t xml:space="preserve"> </w:t>
+      </w:r>
+      <w:r>
+        <w:t>и</w:t>
+      </w:r>
+      <w:r>
+        <w:rPr>
+          <w:spacing w:val="-5"/>
+        </w:rPr>
+        <w:t xml:space="preserve"> </w:t>
+      </w:r>
+      <w:r>
+        <w:t>массовых</w:t>
+      </w:r>
+      <w:r>
+        <w:rPr>
+          <w:spacing w:val="-8"/>
+        </w:rPr>
+        <w:t xml:space="preserve"> </w:t>
+      </w:r>
+      <w:r>
+        <w:t>коммуникаций</w:t>
+      </w:r>
+      <w:r>
+        <w:rPr>
+          <w:spacing w:val="-5"/>
+        </w:rPr>
+        <w:t xml:space="preserve"> </w:t>
+      </w:r>
+      <w:r>
+        <w:t xml:space="preserve">РФ </w:t>
+      </w:r>
+    </w:p>
+    <w:p>
+      <w:pPr>
         <w:jc w:val="center"/>
-        <w:rPr>
-          <w:rFonts w:eastAsia="Times New Roman"/>
-        </w:rPr>
-      </w:pPr>
-      <w:r>
-        <w:rPr>
-          <w:rFonts w:eastAsia="Times New Roman"/>
-          <w:color w:val="000000"/>
-        </w:rPr>
-        <w:t>Уральский технический институт связи и информатики (филиал) ФГБОУ ВО "Сибирский государственный университет телекоммуникаций и информатики" в г. Екатеринбурге (</w:t>
+      </w:pPr>
+      <w:r>
+        <w:t xml:space="preserve">Уральский технический институт связи и информатики (филиал) </w:t>
+      </w:r>
+    </w:p>
+    <w:p>
+      <w:pPr>
+        <w:jc w:val="center"/>
+      </w:pPr>
+      <w:r>
+        <w:t xml:space="preserve">ФГБОУ ВО «Сибирский государственный университет </w:t>
+      </w:r>
+    </w:p>
+    <w:p>
+      <w:pPr>
+        <w:jc w:val="center"/>
+      </w:pPr>
+      <w:r>
+        <w:t>телекоммуникаций и информатики» в г. Екатеринбурге</w:t>
+      </w:r>
+    </w:p>
+    <w:p>
+      <w:pPr>
+        <w:jc w:val="center"/>
+      </w:pPr>
+      <w:r>
+        <w:t>(</w:t>
       </w:r>
       <w:proofErr w:type="spellStart"/>
       <w:r>
-        <w:rPr>
-          <w:rFonts w:eastAsia="Times New Roman"/>
-          <w:color w:val="000000"/>
-        </w:rPr>
         <w:t>УрТИСИ</w:t>
       </w:r>
       <w:proofErr w:type="spellEnd"/>
       <w:r>
-        <w:rPr>
-          <w:rFonts w:eastAsia="Times New Roman"/>
-          <w:color w:val="000000"/>
-        </w:rPr>
         <w:t xml:space="preserve"> </w:t>
       </w:r>
       <w:proofErr w:type="spellStart"/>
       <w:r>
-        <w:rPr>
-          <w:rFonts w:eastAsia="Times New Roman"/>
-          <w:color w:val="000000"/>
-        </w:rPr>
         <w:t>СибГУТИ</w:t>
       </w:r>
       <w:proofErr w:type="spellEnd"/>
       <w:r>
-        <w:rPr>
-          <w:rFonts w:eastAsia="Times New Roman"/>
-          <w:color w:val="000000"/>
+        <w:t>)</w:t>
+      </w:r>
+    </w:p>
+    <w:p>
+      <w:pPr>
+        <w:ind w:left="284"/>
+        <w:jc w:val="center"/>
+        <w:rPr>
+          <w:color w:val="002200"/>
+          <w:lang w:eastAsia="ru-RU"/>
+        </w:rPr>
+      </w:pPr>
+    </w:p>
+    <w:p>
+      <w:pPr>
+        <w:ind w:left="284"/>
+        <w:jc w:val="center"/>
+        <w:rPr>
+          <w:color w:val="002200"/>
+          <w:lang w:eastAsia="ru-RU"/>
+        </w:rPr>
+      </w:pPr>
+    </w:p>
+    <w:p>
+      <w:pPr>
+        <w:ind w:left="284"/>
+        <w:jc w:val="center"/>
+        <w:rPr>
+          <w:color w:val="002200"/>
+          <w:lang w:eastAsia="ru-RU"/>
+        </w:rPr>
+      </w:pPr>
+    </w:p>
+    <w:p>
+      <w:pPr>
+        <w:ind w:left="284"/>
+        <w:jc w:val="center"/>
+        <w:rPr>
+          <w:color w:val="002200"/>
+          <w:lang w:eastAsia="ru-RU"/>
+        </w:rPr>
+      </w:pPr>
+    </w:p>
+    <w:p>
+      <w:pPr>
+        <w:ind w:left="284"/>
+        <w:jc w:val="center"/>
+        <w:rPr>
+          <w:color w:val="002200"/>
+          <w:lang w:eastAsia="ru-RU"/>
+        </w:rPr>
+      </w:pPr>
+    </w:p>
+    <w:p>
+      <w:pPr>
+        <w:ind w:left="284"/>
+        <w:jc w:val="center"/>
+        <w:rPr>
+          <w:color w:val="002200"/>
+          <w:lang w:eastAsia="ru-RU"/>
+        </w:rPr>
+      </w:pPr>
+    </w:p>
+    <w:p>
+      <w:pPr>
+        <w:ind w:left="284"/>
+        <w:rPr>
+          <w:b/>
+          <w:color w:val="002200"/>
+          <w:lang w:eastAsia="ru-RU"/>
+        </w:rPr>
+      </w:pPr>
+    </w:p>
+    <w:p>
+      <w:pPr>
+        <w:ind w:left="284"/>
+        <w:rPr>
+          <w:b/>
+          <w:color w:val="002200"/>
+          <w:lang w:eastAsia="ru-RU"/>
+        </w:rPr>
+      </w:pPr>
+    </w:p>
+    <w:p>
+      <w:pPr>
+        <w:jc w:val="center"/>
+        <w:rPr>
+          <w:bCs/>
+          <w:color w:val="002200"/>
+          <w:lang w:eastAsia="ru-RU"/>
+        </w:rPr>
+      </w:pPr>
+      <w:r>
+        <w:rPr>
+          <w:bCs/>
+          <w:color w:val="002200"/>
+          <w:lang w:eastAsia="ru-RU"/>
+        </w:rPr>
+        <w:t>Отчёт</w:t>
+      </w:r>
+    </w:p>
+    <w:p>
+      <w:pPr>
+        <w:jc w:val="center"/>
+        <w:rPr>
+          <w:color w:val="000000" w:themeColor="text1"/>
+          <w:lang w:eastAsia="ru-RU"/>
+        </w:rPr>
+      </w:pPr>
+      <w:r>
+        <w:rPr>
+          <w:color w:val="000000" w:themeColor="text1"/>
+          <w:lang w:eastAsia="ru-RU"/>
+        </w:rPr>
+        <w:t>по учебной практике</w:t>
+      </w:r>
+    </w:p>
+    <w:p>
+      <w:pPr>
+        <w:jc w:val="center"/>
+        <w:rPr>
+          <w:color w:val="000000" w:themeColor="text1"/>
+          <w:lang w:eastAsia="ru-RU"/>
+        </w:rPr>
+      </w:pPr>
+      <w:r>
+        <w:rPr>
+          <w:color w:val="000000" w:themeColor="text1"/>
+          <w:lang w:eastAsia="ru-RU"/>
+        </w:rPr>
+        <w:t xml:space="preserve">По МДК </w:t>
+      </w:r>
+      <w:r>
+        <w:rPr>
+          <w:color w:val="000000" w:themeColor="text1"/>
+          <w:highlight w:val="yellow"/>
+          <w:lang w:eastAsia="ru-RU"/>
+        </w:rPr>
+        <w:t>02.01 «</w:t>
+      </w:r>
+      <w:r>
+        <w:rPr>
+          <w:highlight w:val="yellow"/>
+        </w:rPr>
+        <w:t>Инструментальные средства</w:t>
+      </w:r>
+      <w:r>
+        <w:rPr>
+          <w:color w:val="000000" w:themeColor="text1"/>
+          <w:highlight w:val="yellow"/>
+          <w:lang w:eastAsia="ru-RU"/>
+        </w:rPr>
+        <w:t>»</w:t>
+      </w:r>
+    </w:p>
+    <w:p>
+      <w:pPr>
+        <w:jc w:val="center"/>
+        <w:rPr>
+          <w:color w:val="000000" w:themeColor="text1"/>
+          <w:lang w:eastAsia="ru-RU"/>
+        </w:rPr>
+      </w:pPr>
+      <w:r>
+        <w:rPr>
+          <w:color w:val="000000" w:themeColor="text1"/>
+          <w:lang w:eastAsia="ru-RU"/>
+        </w:rPr>
+        <w:t>На тему «»</w:t>
+      </w:r>
+    </w:p>
+    <w:p>
+      <w:pPr>
+        <w:jc w:val="center"/>
+        <w:rPr>
+          <w:color w:val="002200"/>
+          <w:lang w:eastAsia="ru-RU"/>
+        </w:rPr>
+      </w:pPr>
+    </w:p>
+    <w:p>
+      <w:pPr>
+        <w:jc w:val="center"/>
+        <w:rPr>
+          <w:color w:val="002200"/>
+          <w:lang w:eastAsia="ru-RU"/>
+        </w:rPr>
+      </w:pPr>
+    </w:p>
+    <w:p>
+      <w:pPr>
+        <w:jc w:val="center"/>
+        <w:rPr>
+          <w:color w:val="002200"/>
+          <w:lang w:eastAsia="ru-RU"/>
+        </w:rPr>
+      </w:pPr>
+    </w:p>
+    <w:p>
+      <w:pPr>
+        <w:rPr>
+          <w:color w:val="002200"/>
+          <w:lang w:eastAsia="ru-RU"/>
+        </w:rPr>
+      </w:pPr>
+    </w:p>
+    <w:p>
+      <w:pPr>
+        <w:spacing w:line="360" w:lineRule="auto"/>
+        <w:ind w:left="1418"/>
+        <w:rPr>
+          <w:color w:val="002200"/>
+          <w:lang w:eastAsia="ru-RU"/>
+        </w:rPr>
+      </w:pPr>
+      <w:r>
+        <w:rPr>
+          <w:color w:val="002200"/>
+          <w:lang w:eastAsia="ru-RU"/>
+        </w:rPr>
+        <w:t>студента(</w:t>
+      </w:r>
+      <w:proofErr w:type="spellStart"/>
+      <w:proofErr w:type="gramStart"/>
+      <w:r>
+        <w:rPr>
+          <w:color w:val="002200"/>
+          <w:lang w:eastAsia="ru-RU"/>
+        </w:rPr>
+        <w:t>ки</w:t>
+      </w:r>
+      <w:proofErr w:type="spellEnd"/>
+      <w:r>
+        <w:rPr>
+          <w:color w:val="002200"/>
+          <w:lang w:eastAsia="ru-RU"/>
         </w:rPr>
         <w:t xml:space="preserve">) </w:t>
       </w:r>
-    </w:p>
-    <w:p>
-      <w:pPr>
-        <w:ind w:right="-1"/>
-        <w:rPr>
-          <w:rFonts w:eastAsia="Times New Roman"/>
-        </w:rPr>
-      </w:pPr>
-      <w:r>
-        <w:rPr>
-          <w:rFonts w:eastAsia="Times New Roman"/>
+      <w:r>
+        <w:rPr>
+          <w:color w:val="002200"/>
+          <w:u w:val="single"/>
+          <w:lang w:eastAsia="ru-RU"/>
+        </w:rPr>
+        <w:t xml:space="preserve">  </w:t>
+      </w:r>
+      <w:proofErr w:type="gramEnd"/>
+      <w:r>
+        <w:rPr>
+          <w:color w:val="002200"/>
+          <w:u w:val="single"/>
+          <w:lang w:eastAsia="ru-RU"/>
+        </w:rPr>
+        <w:t xml:space="preserve">  </w:t>
+      </w:r>
+      <w:r>
+        <w:rPr>
+          <w:color w:val="002200"/>
+          <w:u w:val="single"/>
+          <w:lang w:eastAsia="ru-RU"/>
+        </w:rPr>
+        <w:tab/>
+      </w:r>
+      <w:r>
+        <w:rPr>
+          <w:spacing w:val="-6"/>
+          <w:u w:val="single" w:color="002100"/>
+        </w:rPr>
+        <w:t>IV</w:t>
+      </w:r>
+      <w:r>
+        <w:rPr>
+          <w:spacing w:val="-6"/>
+          <w:u w:val="single" w:color="002100"/>
+        </w:rPr>
+        <w:t xml:space="preserve"> </w:t>
+      </w:r>
+      <w:r>
+        <w:rPr>
+          <w:color w:val="002200"/>
+          <w:u w:val="single"/>
+          <w:lang w:eastAsia="ru-RU"/>
+        </w:rPr>
+        <w:tab/>
+        <w:t xml:space="preserve">      </w:t>
+      </w:r>
+      <w:r>
+        <w:rPr>
+          <w:color w:val="002200"/>
+          <w:u w:val="single"/>
+          <w:lang w:eastAsia="ru-RU"/>
+        </w:rPr>
+        <w:tab/>
+      </w:r>
+      <w:r>
+        <w:rPr>
+          <w:color w:val="002200"/>
+          <w:lang w:eastAsia="ru-RU"/>
+        </w:rPr>
+        <w:t xml:space="preserve"> курса </w:t>
+      </w:r>
+      <w:r>
+        <w:rPr>
+          <w:color w:val="002200"/>
+          <w:u w:val="single"/>
+          <w:lang w:eastAsia="ru-RU"/>
+        </w:rPr>
+        <w:t xml:space="preserve">       </w:t>
+      </w:r>
+      <w:r>
+        <w:rPr>
+          <w:color w:val="002200"/>
+          <w:u w:val="single"/>
+          <w:lang w:eastAsia="ru-RU"/>
+        </w:rPr>
+        <w:tab/>
+      </w:r>
+      <w:r>
+        <w:rPr>
+          <w:color w:val="002200"/>
+          <w:u w:val="single"/>
+          <w:lang w:eastAsia="ru-RU"/>
+        </w:rPr>
+        <w:t xml:space="preserve"> </w:t>
+      </w:r>
+      <w:r>
+        <w:rPr>
+          <w:color w:val="002200"/>
+          <w:u w:val="single"/>
+          <w:lang w:eastAsia="ru-RU"/>
+        </w:rPr>
+        <w:t>283</w:t>
+      </w:r>
+      <w:r>
+        <w:rPr>
+          <w:color w:val="002200"/>
+          <w:u w:val="single"/>
+          <w:lang w:eastAsia="ru-RU"/>
+        </w:rPr>
+        <w:tab/>
+      </w:r>
+      <w:r>
+        <w:rPr>
+          <w:color w:val="002200"/>
+          <w:u w:val="single"/>
+          <w:lang w:eastAsia="ru-RU"/>
+        </w:rPr>
+        <w:tab/>
+      </w:r>
+      <w:r>
+        <w:rPr>
+          <w:color w:val="002200"/>
+          <w:u w:val="single"/>
+          <w:lang w:eastAsia="ru-RU"/>
+        </w:rPr>
+        <w:t xml:space="preserve"> </w:t>
+      </w:r>
+      <w:r>
+        <w:rPr>
+          <w:color w:val="002200"/>
+          <w:u w:val="single"/>
+          <w:lang w:eastAsia="ru-RU"/>
+        </w:rPr>
+        <w:t xml:space="preserve"> </w:t>
+      </w:r>
+      <w:r>
+        <w:rPr>
+          <w:color w:val="002200"/>
+          <w:u w:val="single"/>
+          <w:lang w:eastAsia="ru-RU"/>
+        </w:rPr>
+        <w:t xml:space="preserve">      </w:t>
+      </w:r>
+      <w:r>
+        <w:rPr>
+          <w:color w:val="002200"/>
+          <w:lang w:eastAsia="ru-RU"/>
+        </w:rPr>
+        <w:t xml:space="preserve">группы </w:t>
+      </w:r>
+    </w:p>
+    <w:p>
+      <w:pPr>
+        <w:spacing w:line="360" w:lineRule="auto"/>
+        <w:ind w:left="1418"/>
+        <w:rPr>
+          <w:color w:val="002200"/>
+          <w:lang w:eastAsia="ru-RU"/>
+        </w:rPr>
+      </w:pPr>
+      <w:r>
+        <w:rPr>
+          <w:color w:val="002200"/>
+          <w:lang w:eastAsia="ru-RU"/>
+        </w:rPr>
+        <w:t>Фамилия</w:t>
+      </w:r>
+      <w:r>
+        <w:rPr>
+          <w:color w:val="002200"/>
+          <w:u w:val="single"/>
+          <w:lang w:eastAsia="ru-RU"/>
+        </w:rPr>
+        <w:tab/>
+      </w:r>
+      <w:r>
+        <w:rPr>
+          <w:color w:val="002200"/>
+          <w:u w:val="single"/>
+          <w:lang w:eastAsia="ru-RU"/>
+        </w:rPr>
+        <w:tab/>
+      </w:r>
+      <w:r>
+        <w:rPr>
+          <w:color w:val="002200"/>
+          <w:u w:val="single"/>
+          <w:lang w:eastAsia="ru-RU"/>
+        </w:rPr>
+        <w:tab/>
+      </w:r>
+      <w:proofErr w:type="spellStart"/>
+      <w:r>
+        <w:rPr>
+          <w:color w:val="002200"/>
+          <w:u w:val="single"/>
+          <w:lang w:eastAsia="ru-RU"/>
+        </w:rPr>
+        <w:t>Пьянникова</w:t>
+      </w:r>
+      <w:proofErr w:type="spellEnd"/>
+      <w:r>
+        <w:rPr>
+          <w:color w:val="002200"/>
+          <w:u w:val="single"/>
+          <w:lang w:eastAsia="ru-RU"/>
+        </w:rPr>
+        <w:tab/>
+        <w:t xml:space="preserve">         </w:t>
+      </w:r>
+      <w:r>
+        <w:rPr>
+          <w:color w:val="002200"/>
+          <w:u w:val="single"/>
+          <w:lang w:eastAsia="ru-RU"/>
+        </w:rPr>
+        <w:tab/>
+      </w:r>
+      <w:r>
+        <w:rPr>
+          <w:color w:val="002200"/>
+          <w:u w:val="single"/>
+          <w:lang w:eastAsia="ru-RU"/>
+        </w:rPr>
+        <w:tab/>
+      </w:r>
+      <w:r>
+        <w:rPr>
+          <w:color w:val="002200"/>
+          <w:u w:val="single"/>
+          <w:lang w:eastAsia="ru-RU"/>
+        </w:rPr>
+        <w:tab/>
+      </w:r>
+      <w:r>
+        <w:rPr>
+          <w:color w:val="002200"/>
+          <w:u w:val="single"/>
+          <w:lang w:eastAsia="ru-RU"/>
+        </w:rPr>
+        <w:tab/>
+      </w:r>
+      <w:r>
+        <w:rPr>
+          <w:color w:val="002200"/>
+          <w:u w:val="single"/>
+          <w:lang w:eastAsia="ru-RU"/>
+        </w:rPr>
+        <w:t xml:space="preserve"> </w:t>
+      </w:r>
+      <w:r>
+        <w:rPr>
+          <w:color w:val="002200"/>
+          <w:u w:val="single"/>
+          <w:lang w:eastAsia="ru-RU"/>
+        </w:rPr>
+        <w:t xml:space="preserve">         </w:t>
+      </w:r>
+    </w:p>
+    <w:p>
+      <w:pPr>
+        <w:spacing w:line="360" w:lineRule="auto"/>
+        <w:ind w:left="1418"/>
+        <w:rPr>
+          <w:color w:val="002200"/>
+          <w:lang w:eastAsia="ru-RU"/>
+        </w:rPr>
+      </w:pPr>
+      <w:r>
+        <w:rPr>
+          <w:color w:val="002200"/>
+          <w:lang w:eastAsia="ru-RU"/>
+        </w:rPr>
+        <w:t>Имя, отчество</w:t>
+      </w:r>
+      <w:r>
+        <w:rPr>
+          <w:color w:val="002200"/>
+          <w:u w:val="single"/>
+          <w:lang w:eastAsia="ru-RU"/>
+        </w:rPr>
+        <w:tab/>
+        <w:t xml:space="preserve">         </w:t>
+      </w:r>
+      <w:r>
+        <w:rPr>
+          <w:color w:val="002200"/>
+          <w:u w:val="single"/>
+          <w:lang w:eastAsia="ru-RU"/>
+        </w:rPr>
+        <w:t>Анастасия Максимовна</w:t>
+      </w:r>
+      <w:r>
+        <w:rPr>
+          <w:color w:val="002200"/>
+          <w:u w:val="single"/>
+          <w:lang w:eastAsia="ru-RU"/>
+        </w:rPr>
+        <w:t xml:space="preserve">    </w:t>
+      </w:r>
+      <w:r>
+        <w:rPr>
+          <w:color w:val="002200"/>
+          <w:u w:val="single"/>
+          <w:lang w:eastAsia="ru-RU"/>
+        </w:rPr>
+        <w:tab/>
+      </w:r>
+      <w:r>
+        <w:rPr>
+          <w:color w:val="002200"/>
+          <w:u w:val="single"/>
+          <w:lang w:eastAsia="ru-RU"/>
+        </w:rPr>
+        <w:t xml:space="preserve"> </w:t>
+      </w:r>
+      <w:r>
+        <w:rPr>
+          <w:color w:val="002200"/>
+          <w:u w:val="single"/>
+          <w:lang w:eastAsia="ru-RU"/>
+        </w:rPr>
+        <w:tab/>
+      </w:r>
+      <w:r>
+        <w:rPr>
+          <w:color w:val="002200"/>
+          <w:u w:val="single"/>
+          <w:lang w:eastAsia="ru-RU"/>
+        </w:rPr>
+        <w:tab/>
+      </w:r>
+    </w:p>
+    <w:p>
+      <w:pPr>
+        <w:spacing w:line="360" w:lineRule="auto"/>
+        <w:ind w:left="1418"/>
+        <w:rPr>
+          <w:color w:val="002200"/>
+          <w:lang w:eastAsia="ru-RU"/>
+        </w:rPr>
+      </w:pPr>
+      <w:r>
+        <w:rPr>
+          <w:color w:val="002200"/>
+          <w:lang w:eastAsia="ru-RU"/>
+        </w:rPr>
+        <w:t xml:space="preserve">Факультет </w:t>
+      </w:r>
+      <w:r>
+        <w:rPr>
+          <w:color w:val="002200"/>
+          <w:u w:val="single"/>
+          <w:lang w:eastAsia="ru-RU"/>
+        </w:rPr>
+        <w:tab/>
+      </w:r>
+      <w:proofErr w:type="spellStart"/>
+      <w:r>
+        <w:rPr>
+          <w:u w:val="single"/>
+        </w:rPr>
+        <w:t>Инфокоммуникаций</w:t>
+      </w:r>
+      <w:proofErr w:type="spellEnd"/>
+      <w:r>
+        <w:rPr>
+          <w:u w:val="single"/>
+        </w:rPr>
+        <w:t>, информатики и управления</w:t>
+      </w:r>
+      <w:r>
+        <w:rPr>
+          <w:u w:val="single"/>
+        </w:rPr>
+        <w:tab/>
+      </w:r>
+    </w:p>
+    <w:p>
+      <w:pPr>
+        <w:spacing w:line="360" w:lineRule="auto"/>
+        <w:ind w:left="1418" w:right="1274"/>
+        <w:rPr>
+          <w:color w:val="002200"/>
+          <w:lang w:eastAsia="ru-RU"/>
+        </w:rPr>
+      </w:pPr>
+      <w:r>
+        <w:rPr>
+          <w:color w:val="002200"/>
+          <w:lang w:eastAsia="ru-RU"/>
+        </w:rPr>
+        <w:t xml:space="preserve">Специальность </w:t>
+      </w:r>
+      <w:r>
+        <w:rPr>
+          <w:color w:val="002200"/>
+          <w:u w:val="single"/>
+          <w:lang w:eastAsia="ru-RU"/>
+        </w:rPr>
+        <w:tab/>
+      </w:r>
+      <w:r>
+        <w:rPr>
+          <w:color w:val="002200"/>
+          <w:u w:val="single"/>
+          <w:lang w:eastAsia="ru-RU"/>
+        </w:rPr>
+        <w:t>09.02.0</w:t>
+      </w:r>
+      <w:r>
+        <w:rPr>
+          <w:color w:val="002200"/>
+          <w:u w:val="single"/>
+          <w:lang w:eastAsia="ru-RU"/>
+        </w:rPr>
+        <w:t xml:space="preserve">7 </w:t>
+      </w:r>
+      <w:r>
+        <w:rPr>
+          <w:color w:val="002200"/>
+          <w:u w:val="single"/>
+          <w:lang w:eastAsia="ru-RU"/>
+        </w:rPr>
+        <w:t>«</w:t>
+      </w:r>
+      <w:r>
+        <w:rPr>
+          <w:color w:val="002200"/>
+          <w:u w:val="single"/>
+          <w:lang w:eastAsia="ru-RU"/>
+        </w:rPr>
+        <w:t>Информационные системы и программирование</w:t>
+      </w:r>
+      <w:r>
+        <w:rPr>
+          <w:color w:val="002200"/>
+          <w:u w:val="single"/>
+          <w:lang w:eastAsia="ru-RU"/>
+        </w:rPr>
+        <w:t>»</w:t>
+      </w:r>
+      <w:r>
+        <w:rPr>
+          <w:color w:val="002200"/>
+          <w:u w:val="single"/>
+          <w:lang w:eastAsia="ru-RU"/>
+        </w:rPr>
+        <w:t xml:space="preserve">    </w:t>
+      </w:r>
+    </w:p>
+    <w:p>
+      <w:pPr>
+        <w:ind w:left="851"/>
+        <w:jc w:val="center"/>
+        <w:rPr>
+          <w:color w:val="002200"/>
+          <w:lang w:eastAsia="ru-RU"/>
+        </w:rPr>
+      </w:pPr>
+    </w:p>
+    <w:p>
+      <w:pPr>
+        <w:ind w:left="851"/>
+        <w:jc w:val="center"/>
+        <w:rPr>
+          <w:color w:val="002200"/>
+          <w:lang w:eastAsia="ru-RU"/>
+        </w:rPr>
+      </w:pPr>
+    </w:p>
+    <w:p>
+      <w:pPr>
+        <w:ind w:left="851"/>
+        <w:jc w:val="center"/>
+        <w:rPr>
+          <w:color w:val="002200"/>
+          <w:lang w:eastAsia="ru-RU"/>
+        </w:rPr>
+      </w:pPr>
+    </w:p>
+    <w:p>
+      <w:pPr>
+        <w:ind w:left="851"/>
+        <w:jc w:val="center"/>
+        <w:rPr>
+          <w:color w:val="002200"/>
+          <w:lang w:eastAsia="ru-RU"/>
+        </w:rPr>
+      </w:pPr>
+    </w:p>
+    <w:p>
+      <w:pPr>
+        <w:ind w:left="851"/>
+        <w:jc w:val="center"/>
+        <w:rPr>
+          <w:color w:val="002200"/>
+          <w:lang w:eastAsia="ru-RU"/>
+        </w:rPr>
+      </w:pPr>
+    </w:p>
+    <w:p>
+      <w:pPr>
+        <w:ind w:left="851"/>
+        <w:jc w:val="center"/>
+        <w:rPr>
+          <w:color w:val="002200"/>
+          <w:lang w:eastAsia="ru-RU"/>
+        </w:rPr>
+      </w:pPr>
+    </w:p>
+    <w:p>
+      <w:pPr>
+        <w:jc w:val="center"/>
+        <w:rPr>
+          <w:color w:val="002200"/>
+          <w:lang w:eastAsia="ru-RU"/>
+        </w:rPr>
+      </w:pPr>
+    </w:p>
+    <w:p>
+      <w:pPr>
+        <w:jc w:val="center"/>
+        <w:rPr>
+          <w:color w:val="002200"/>
+          <w:lang w:eastAsia="ru-RU"/>
+        </w:rPr>
+      </w:pPr>
+    </w:p>
+    <w:p>
+      <w:pPr>
+        <w:rPr>
+          <w:color w:val="002200"/>
+          <w:lang w:eastAsia="ru-RU"/>
+        </w:rPr>
+      </w:pPr>
+    </w:p>
+    <w:p>
+      <w:pPr>
+        <w:rPr>
+          <w:color w:val="002200"/>
+          <w:lang w:eastAsia="ru-RU"/>
+        </w:rPr>
+      </w:pPr>
+    </w:p>
+    <w:p>
+      <w:pPr>
+        <w:rPr>
+          <w:color w:val="002200"/>
+          <w:lang w:eastAsia="ru-RU"/>
+        </w:rPr>
+      </w:pPr>
+    </w:p>
+    <w:p>
+      <w:pPr>
+        <w:rPr>
+          <w:color w:val="002200"/>
+          <w:lang w:eastAsia="ru-RU"/>
+        </w:rPr>
+      </w:pPr>
+    </w:p>
+    <w:p>
+      <w:pPr>
+        <w:rPr>
+          <w:color w:val="002200"/>
+          <w:lang w:eastAsia="ru-RU"/>
+        </w:rPr>
+      </w:pPr>
+    </w:p>
+    <w:p>
+      <w:pPr>
+        <w:jc w:val="center"/>
+      </w:pPr>
+      <w:r>
+        <w:rPr>
           <w:noProof/>
-          <w:lang w:eastAsia="ru-RU"/>
-        </w:rPr>
-        <w:drawing>
-          <wp:inline distT="0" distB="0" distL="0" distR="0" wp14:anchorId="4D41CA54" wp14:editId="6FFBCC5C">
-            <wp:extent cx="2521585" cy="838200"/>
-            <wp:effectExtent l="0" t="0" r="0" b="0"/>
-            <wp:docPr id="4" name="image2.png"/>
-            <wp:cNvGraphicFramePr>
-              <a:graphicFrameLocks xmlns:a="http://schemas.openxmlformats.org/drawingml/2006/main" noChangeAspect="1"/>
-            </wp:cNvGraphicFramePr>
-            <a:graphic xmlns:a="http://schemas.openxmlformats.org/drawingml/2006/main">
-              <a:graphicData uri="http://schemas.openxmlformats.org/drawingml/2006/picture">
-                <pic:pic xmlns:pic="http://schemas.openxmlformats.org/drawingml/2006/picture">
-                  <pic:nvPicPr>
-                    <pic:cNvPr id="0" name="image2.png"/>
-                    <pic:cNvPicPr>
-                      <a:picLocks noChangeAspect="1" noChangeArrowheads="1"/>
-                    </pic:cNvPicPr>
-                  </pic:nvPicPr>
-                  <pic:blipFill>
-                    <a:blip r:embed="rId6" cstate="print">
-                      <a:extLst>
-                        <a:ext uri="{28A0092B-C50C-407E-A947-70E740481C1C}">
-                          <a14:useLocalDpi xmlns:a14="http://schemas.microsoft.com/office/drawing/2010/main" val="0"/>
-                        </a:ext>
-                      </a:extLst>
-                    </a:blip>
-                    <a:srcRect/>
-                    <a:stretch>
-                      <a:fillRect/>
-                    </a:stretch>
-                  </pic:blipFill>
-                  <pic:spPr bwMode="auto">
-                    <a:xfrm>
-                      <a:off x="0" y="0"/>
-                      <a:ext cx="2521585" cy="838200"/>
-                    </a:xfrm>
-                    <a:prstGeom prst="rect">
-                      <a:avLst/>
-                    </a:prstGeom>
-                    <a:noFill/>
-                    <a:ln>
-                      <a:noFill/>
-                    </a:ln>
-                  </pic:spPr>
-                </pic:pic>
-              </a:graphicData>
-            </a:graphic>
-          </wp:inline>
-        </w:drawing>
-      </w:r>
-      <w:r>
-        <w:rPr>
-          <w:rFonts w:eastAsia="Times New Roman"/>
-        </w:rPr>
-        <w:t xml:space="preserve">          </w:t>
-      </w:r>
-      <w:r>
-        <w:rPr>
-          <w:rFonts w:eastAsia="Times New Roman"/>
-          <w:noProof/>
-          <w:lang w:eastAsia="ru-RU"/>
-        </w:rPr>
-        <w:drawing>
-          <wp:inline distT="0" distB="0" distL="0" distR="0" wp14:anchorId="29DBC914" wp14:editId="6FBDCE38">
-            <wp:extent cx="2272030" cy="637540"/>
-            <wp:effectExtent l="0" t="0" r="0" b="0"/>
-            <wp:docPr id="3" name="image1.png"/>
-            <wp:cNvGraphicFramePr>
-              <a:graphicFrameLocks xmlns:a="http://schemas.openxmlformats.org/drawingml/2006/main" noChangeAspect="1"/>
-            </wp:cNvGraphicFramePr>
-            <a:graphic xmlns:a="http://schemas.openxmlformats.org/drawingml/2006/main">
-              <a:graphicData uri="http://schemas.openxmlformats.org/drawingml/2006/picture">
-                <pic:pic xmlns:pic="http://schemas.openxmlformats.org/drawingml/2006/picture">
-                  <pic:nvPicPr>
-                    <pic:cNvPr id="0" name="image1.png"/>
-                    <pic:cNvPicPr>
-                      <a:picLocks noChangeAspect="1" noChangeArrowheads="1"/>
-                    </pic:cNvPicPr>
-                  </pic:nvPicPr>
-                  <pic:blipFill>
-                    <a:blip r:embed="rId7" cstate="print">
-                      <a:extLst>
-                        <a:ext uri="{28A0092B-C50C-407E-A947-70E740481C1C}">
-                          <a14:useLocalDpi xmlns:a14="http://schemas.microsoft.com/office/drawing/2010/main" val="0"/>
-                        </a:ext>
-                      </a:extLst>
-                    </a:blip>
-                    <a:srcRect/>
-                    <a:stretch>
-                      <a:fillRect/>
-                    </a:stretch>
-                  </pic:blipFill>
-                  <pic:spPr bwMode="auto">
-                    <a:xfrm>
-                      <a:off x="0" y="0"/>
-                      <a:ext cx="2272030" cy="637540"/>
-                    </a:xfrm>
-                    <a:prstGeom prst="rect">
-                      <a:avLst/>
-                    </a:prstGeom>
-                    <a:noFill/>
-                    <a:ln>
-                      <a:noFill/>
-                    </a:ln>
-                  </pic:spPr>
-                </pic:pic>
-              </a:graphicData>
-            </a:graphic>
-          </wp:inline>
-        </w:drawing>
-      </w:r>
-    </w:p>
-    <w:p>
-      <w:pPr>
-        <w:jc w:val="center"/>
-        <w:rPr>
-          <w:rFonts w:eastAsia="Times New Roman"/>
-        </w:rPr>
-      </w:pPr>
-    </w:p>
-    <w:p>
-      <w:pPr>
-        <w:rPr>
-          <w:rFonts w:eastAsia="Times New Roman"/>
-        </w:rPr>
-      </w:pPr>
-    </w:p>
-    <w:p>
-      <w:pPr>
-        <w:jc w:val="right"/>
-        <w:rPr>
-          <w:rFonts w:eastAsia="Times New Roman"/>
-        </w:rPr>
-      </w:pPr>
-      <w:r>
-        <w:rPr>
-          <w:rFonts w:eastAsia="Times New Roman"/>
-        </w:rPr>
-        <w:t>КАФЕДРА</w:t>
-      </w:r>
-    </w:p>
-    <w:p>
-      <w:pPr>
-        <w:keepNext/>
-        <w:jc w:val="right"/>
-        <w:outlineLvl w:val="3"/>
-        <w:rPr>
-          <w:rFonts w:eastAsia="Times New Roman"/>
-          <w:szCs w:val="20"/>
-        </w:rPr>
-      </w:pPr>
-      <w:r>
-        <w:rPr>
-          <w:rFonts w:eastAsia="Times New Roman"/>
-          <w:szCs w:val="20"/>
-        </w:rPr>
-        <w:t>Информационных систем и технологий</w:t>
-      </w:r>
-    </w:p>
-    <w:p>
-      <w:pPr>
-        <w:keepNext/>
-        <w:jc w:val="right"/>
-        <w:outlineLvl w:val="3"/>
-        <w:rPr>
-          <w:rFonts w:eastAsia="Times New Roman"/>
-          <w:szCs w:val="20"/>
-        </w:rPr>
-      </w:pPr>
-      <w:r>
-        <w:rPr>
-          <w:rFonts w:eastAsia="Times New Roman"/>
-          <w:szCs w:val="20"/>
-        </w:rPr>
-        <w:t>(ИСТ)</w:t>
-      </w:r>
-    </w:p>
-    <w:p>
-      <w:pPr>
-        <w:rPr>
-          <w:rFonts w:ascii="Calibri" w:eastAsia="Calibri" w:hAnsi="Calibri" w:cs="Calibri"/>
-        </w:rPr>
-      </w:pPr>
-    </w:p>
-    <w:p>
-      <w:pPr>
-        <w:jc w:val="center"/>
-        <w:rPr>
-          <w:rFonts w:eastAsia="Times New Roman"/>
-        </w:rPr>
-      </w:pPr>
-    </w:p>
-    <w:p>
-      <w:pPr>
-        <w:jc w:val="center"/>
-        <w:rPr>
-          <w:rFonts w:eastAsia="Times New Roman"/>
-        </w:rPr>
-      </w:pPr>
-    </w:p>
-    <w:p>
-      <w:pPr>
-        <w:jc w:val="center"/>
-        <w:rPr>
-          <w:rFonts w:eastAsia="Times New Roman"/>
-        </w:rPr>
-      </w:pPr>
-    </w:p>
-    <w:p>
-      <w:pPr>
-        <w:jc w:val="center"/>
-        <w:rPr>
-          <w:rFonts w:eastAsia="Times New Roman"/>
-        </w:rPr>
-      </w:pPr>
-    </w:p>
-    <w:p>
-      <w:pPr>
-        <w:jc w:val="center"/>
-      </w:pPr>
-      <w:r>
-        <w:t>Практическая работа №1</w:t>
-      </w:r>
-    </w:p>
-    <w:p>
-      <w:pPr>
-        <w:jc w:val="center"/>
-      </w:pPr>
-      <w:r>
-        <w:t>По дисциплине: «</w:t>
-      </w:r>
-      <w:r>
-        <w:t xml:space="preserve">Учебная практика по МДК </w:t>
-      </w:r>
-      <w:r>
-        <w:rPr>
-          <w:highlight w:val="yellow"/>
-        </w:rPr>
-        <w:t>04.02</w:t>
-      </w:r>
-      <w:r>
-        <w:t xml:space="preserve"> Инструментальные средства</w:t>
-      </w:r>
-      <w:r>
-        <w:t>»</w:t>
-      </w:r>
-    </w:p>
-    <w:p>
-      <w:pPr>
-        <w:jc w:val="center"/>
-        <w:rPr>
-          <w:rFonts w:eastAsia="Times New Roman"/>
-        </w:rPr>
-      </w:pPr>
-      <w:r>
-        <w:rPr>
-          <w:rFonts w:eastAsia="Times New Roman"/>
-        </w:rPr>
-        <w:t>На тему:</w:t>
-      </w:r>
-      <w:r>
-        <w:rPr>
-          <w:rFonts w:eastAsia="Times New Roman"/>
-        </w:rPr>
-        <w:t xml:space="preserve"> </w:t>
-      </w:r>
-    </w:p>
-    <w:p>
-      <w:pPr>
-        <w:jc w:val="center"/>
-        <w:rPr>
-          <w:rFonts w:eastAsia="Times New Roman"/>
-        </w:rPr>
-      </w:pPr>
-      <w:r>
-        <w:rPr>
-          <w:rFonts w:eastAsia="Times New Roman"/>
-        </w:rPr>
-        <w:t>«»</w:t>
-      </w:r>
-    </w:p>
-    <w:p>
-      <w:pPr>
-        <w:rPr>
-          <w:rFonts w:eastAsia="Times New Roman"/>
-        </w:rPr>
-      </w:pPr>
-    </w:p>
-    <w:p>
-      <w:pPr>
-        <w:jc w:val="center"/>
-        <w:rPr>
-          <w:rFonts w:eastAsia="Times New Roman"/>
-        </w:rPr>
-      </w:pPr>
-    </w:p>
-    <w:p>
-      <w:pPr>
-        <w:jc w:val="center"/>
-        <w:rPr>
-          <w:rFonts w:eastAsia="Times New Roman"/>
-        </w:rPr>
-      </w:pPr>
-    </w:p>
-    <w:p>
-      <w:pPr>
-        <w:jc w:val="center"/>
-        <w:rPr>
-          <w:rFonts w:eastAsia="Times New Roman"/>
-        </w:rPr>
-      </w:pPr>
-    </w:p>
-    <w:p>
-      <w:pPr>
-        <w:jc w:val="center"/>
-        <w:rPr>
-          <w:rFonts w:eastAsia="Times New Roman"/>
-        </w:rPr>
-      </w:pPr>
-    </w:p>
-    <w:tbl>
-      <w:tblPr>
-        <w:tblW w:w="0" w:type="dxa"/>
-        <w:tblBorders>
-          <w:insideH w:val="nil"/>
-          <w:insideV w:val="nil"/>
-        </w:tblBorders>
-        <w:tblLayout w:type="fixed"/>
-        <w:tblLook w:val="0400" w:firstRow="0" w:lastRow="0" w:firstColumn="0" w:lastColumn="0" w:noHBand="0" w:noVBand="1"/>
-      </w:tblPr>
-      <w:tblGrid>
-        <w:gridCol w:w="4361"/>
-        <w:gridCol w:w="5210"/>
-      </w:tblGrid>
-      <w:tr>
-        <w:tc>
-          <w:tcPr>
-            <w:tcW w:w="4361" w:type="dxa"/>
-            <w:tcBorders>
-              <w:top w:val="nil"/>
-              <w:left w:val="nil"/>
-              <w:bottom w:val="nil"/>
-              <w:right w:val="nil"/>
-            </w:tcBorders>
-            <w:hideMark/>
-          </w:tcPr>
-          <w:p>
-            <w:pPr>
-              <w:spacing w:line="480" w:lineRule="auto"/>
-              <w:jc w:val="right"/>
-              <w:rPr>
-                <w:rFonts w:eastAsia="Times New Roman"/>
-              </w:rPr>
-            </w:pPr>
-            <w:r>
-              <w:rPr>
-                <w:rFonts w:eastAsia="Times New Roman"/>
-              </w:rPr>
-              <w:t>Выполнила:</w:t>
-            </w:r>
-          </w:p>
-        </w:tc>
-        <w:tc>
-          <w:tcPr>
-            <w:tcW w:w="5210" w:type="dxa"/>
-            <w:tcBorders>
-              <w:top w:val="nil"/>
-              <w:left w:val="nil"/>
-              <w:bottom w:val="nil"/>
-              <w:right w:val="nil"/>
-            </w:tcBorders>
-            <w:hideMark/>
-          </w:tcPr>
-          <w:p>
-            <w:pPr>
-              <w:spacing w:line="480" w:lineRule="auto"/>
-              <w:jc w:val="right"/>
-              <w:rPr>
-                <w:rFonts w:eastAsia="Times New Roman"/>
-              </w:rPr>
-            </w:pPr>
-            <w:r>
-              <w:rPr>
-                <w:rFonts w:eastAsia="Times New Roman"/>
-              </w:rPr>
-              <w:t xml:space="preserve">студентка гр. 283 </w:t>
-            </w:r>
-          </w:p>
-          <w:p>
-            <w:pPr>
-              <w:spacing w:line="480" w:lineRule="auto"/>
-              <w:jc w:val="right"/>
-              <w:rPr>
-                <w:rFonts w:eastAsia="Times New Roman"/>
-              </w:rPr>
-            </w:pPr>
-            <w:proofErr w:type="spellStart"/>
-            <w:r>
-              <w:rPr>
-                <w:rFonts w:eastAsia="Times New Roman"/>
-              </w:rPr>
-              <w:t>Пьянникова</w:t>
-            </w:r>
-            <w:proofErr w:type="spellEnd"/>
-            <w:r>
-              <w:rPr>
-                <w:rFonts w:eastAsia="Times New Roman"/>
-              </w:rPr>
-              <w:t xml:space="preserve"> А.М.   </w:t>
-            </w:r>
-          </w:p>
-        </w:tc>
-      </w:tr>
-      <w:tr>
-        <w:tc>
-          <w:tcPr>
-            <w:tcW w:w="4361" w:type="dxa"/>
-            <w:tcBorders>
-              <w:top w:val="nil"/>
-              <w:left w:val="nil"/>
-              <w:bottom w:val="nil"/>
-              <w:right w:val="nil"/>
-            </w:tcBorders>
-            <w:hideMark/>
-          </w:tcPr>
-          <w:p>
-            <w:pPr>
-              <w:spacing w:line="480" w:lineRule="auto"/>
-              <w:jc w:val="right"/>
-              <w:rPr>
-                <w:rFonts w:eastAsia="Times New Roman"/>
-              </w:rPr>
-            </w:pPr>
-            <w:r>
-              <w:rPr>
-                <w:rFonts w:eastAsia="Times New Roman"/>
-              </w:rPr>
-              <w:t>Проверил:</w:t>
-            </w:r>
-          </w:p>
-        </w:tc>
-        <w:tc>
-          <w:tcPr>
-            <w:tcW w:w="5210" w:type="dxa"/>
-            <w:tcBorders>
-              <w:top w:val="nil"/>
-              <w:left w:val="nil"/>
-              <w:bottom w:val="nil"/>
-              <w:right w:val="nil"/>
-            </w:tcBorders>
-            <w:hideMark/>
-          </w:tcPr>
-          <w:p>
-            <w:pPr>
-              <w:spacing w:line="480" w:lineRule="auto"/>
-              <w:jc w:val="right"/>
-              <w:rPr>
-                <w:rFonts w:eastAsia="Times New Roman"/>
-              </w:rPr>
-            </w:pPr>
-            <w:r>
-              <w:rPr>
-                <w:rFonts w:eastAsia="Times New Roman"/>
-              </w:rPr>
-              <w:t>преподаватель</w:t>
-            </w:r>
-          </w:p>
-          <w:p>
-            <w:pPr>
-              <w:spacing w:line="480" w:lineRule="auto"/>
-              <w:jc w:val="right"/>
-              <w:rPr>
-                <w:rFonts w:eastAsia="Times New Roman"/>
-              </w:rPr>
-            </w:pPr>
-            <w:proofErr w:type="spellStart"/>
-            <w:r>
-              <w:rPr>
-                <w:rFonts w:eastAsia="Times New Roman"/>
-              </w:rPr>
-              <w:t>Бурумбаев</w:t>
-            </w:r>
-            <w:proofErr w:type="spellEnd"/>
-            <w:r>
-              <w:rPr>
-                <w:rFonts w:eastAsia="Times New Roman"/>
-              </w:rPr>
-              <w:t xml:space="preserve"> Д.И</w:t>
-            </w:r>
-            <w:r>
-              <w:rPr>
-                <w:rFonts w:eastAsia="Times New Roman"/>
-              </w:rPr>
-              <w:t>.</w:t>
-            </w:r>
-            <w:r>
-              <w:rPr>
-                <w:rFonts w:eastAsia="Times New Roman"/>
-              </w:rPr>
-              <w:t xml:space="preserve"> </w:t>
-            </w:r>
-          </w:p>
-        </w:tc>
-      </w:tr>
-    </w:tbl>
-    <w:p>
-      <w:pPr>
-        <w:jc w:val="center"/>
-        <w:rPr>
-          <w:rFonts w:eastAsia="Times New Roman"/>
-        </w:rPr>
-      </w:pPr>
-    </w:p>
-    <w:p>
-      <w:pPr>
-        <w:jc w:val="center"/>
-        <w:rPr>
-          <w:rFonts w:eastAsia="Times New Roman"/>
-        </w:rPr>
-      </w:pPr>
-    </w:p>
-    <w:p>
-      <w:pPr>
-        <w:jc w:val="center"/>
-        <w:rPr>
-          <w:rFonts w:eastAsia="Times New Roman"/>
-        </w:rPr>
-      </w:pPr>
-    </w:p>
-    <w:p>
-      <w:pPr>
-        <w:jc w:val="center"/>
-        <w:rPr>
-          <w:rFonts w:eastAsia="Times New Roman"/>
-        </w:rPr>
-      </w:pPr>
-    </w:p>
-    <w:p>
-      <w:pPr>
-        <w:jc w:val="center"/>
-        <w:rPr>
-          <w:rFonts w:eastAsia="Times New Roman"/>
-        </w:rPr>
-      </w:pPr>
-    </w:p>
-    <w:p>
-      <w:pPr>
-        <w:jc w:val="center"/>
-        <w:rPr>
-          <w:rFonts w:eastAsia="Times New Roman"/>
-        </w:rPr>
-      </w:pPr>
-    </w:p>
-    <w:p>
-      <w:pPr>
-        <w:jc w:val="center"/>
-        <w:rPr>
-          <w:rFonts w:eastAsia="Times New Roman"/>
-        </w:rPr>
-      </w:pPr>
-    </w:p>
-    <w:p>
-      <w:pPr>
-        <w:jc w:val="center"/>
-      </w:pPr>
-      <w:bookmarkStart w:id="0" w:name="_heading=h.gjdgxs"/>
-      <w:bookmarkStart w:id="1" w:name="_heading=h.axndbxofhnqg"/>
-      <w:bookmarkEnd w:id="0"/>
-      <w:bookmarkEnd w:id="1"/>
-      <w:r>
-        <w:rPr>
-          <w:rFonts w:eastAsia="Times New Roman"/>
-        </w:rPr>
-        <w:t>Екатеринбург, 2026</w:t>
+          <w:color w:val="002200"/>
+          <w:lang w:eastAsia="ru-RU"/>
+        </w:rPr>
+        <mc:AlternateContent>
+          <mc:Choice Requires="wps">
+            <w:drawing>
+              <wp:anchor distT="0" distB="0" distL="114300" distR="114300" simplePos="0" relativeHeight="251659264" behindDoc="0" locked="1" layoutInCell="1" allowOverlap="1" wp14:anchorId="71A43E16" wp14:editId="44EECE00">
+                <wp:simplePos x="0" y="0"/>
+                <wp:positionH relativeFrom="page">
+                  <wp:posOffset>695325</wp:posOffset>
+                </wp:positionH>
+                <wp:positionV relativeFrom="page">
+                  <wp:posOffset>175895</wp:posOffset>
+                </wp:positionV>
+                <wp:extent cx="6659880" cy="10332085"/>
+                <wp:effectExtent l="9525" t="13970" r="7620" b="7620"/>
+                <wp:wrapNone/>
+                <wp:docPr id="245" name="Rectangle 186"/>
+                <wp:cNvGraphicFramePr>
+                  <a:graphicFrameLocks xmlns:a="http://schemas.openxmlformats.org/drawingml/2006/main"/>
+                </wp:cNvGraphicFramePr>
+                <a:graphic xmlns:a="http://schemas.openxmlformats.org/drawingml/2006/main">
+                  <a:graphicData uri="http://schemas.microsoft.com/office/word/2010/wordprocessingShape">
+                    <wps:wsp>
+                      <wps:cNvSpPr>
+                        <a:spLocks noChangeArrowheads="1"/>
+                      </wps:cNvSpPr>
+                      <wps:spPr bwMode="auto">
+                        <a:xfrm>
+                          <a:off x="0" y="0"/>
+                          <a:ext cx="6659880" cy="10332085"/>
+                        </a:xfrm>
+                        <a:prstGeom prst="rect">
+                          <a:avLst/>
+                        </a:prstGeom>
+                        <a:noFill/>
+                        <a:ln w="6350">
+                          <a:solidFill>
+                            <a:srgbClr val="000000"/>
+                          </a:solidFill>
+                          <a:miter lim="800000"/>
+                          <a:headEnd/>
+                          <a:tailEnd/>
+                        </a:ln>
+                        <a:extLst>
+                          <a:ext uri="{909E8E84-426E-40DD-AFC4-6F175D3DCCD1}">
+                            <a14:hiddenFill xmlns:a14="http://schemas.microsoft.com/office/drawing/2010/main">
+                              <a:solidFill>
+                                <a:srgbClr val="FFFFFF"/>
+                              </a:solidFill>
+                            </a14:hiddenFill>
+                          </a:ext>
+                        </a:extLst>
+                      </wps:spPr>
+                      <wps:bodyPr rot="0" vert="horz" wrap="square" lIns="91440" tIns="45720" rIns="91440" bIns="45720" anchor="t" anchorCtr="0" upright="1">
+                        <a:noAutofit/>
+                      </wps:bodyPr>
+                    </wps:wsp>
+                  </a:graphicData>
+                </a:graphic>
+                <wp14:sizeRelH relativeFrom="page">
+                  <wp14:pctWidth>0</wp14:pctWidth>
+                </wp14:sizeRelH>
+                <wp14:sizeRelV relativeFrom="page">
+                  <wp14:pctHeight>0</wp14:pctHeight>
+                </wp14:sizeRelV>
+              </wp:anchor>
+            </w:drawing>
+          </mc:Choice>
+          <mc:Fallback>
+            <w:pict>
+              <v:rect w14:anchorId="46B1A9F7" id="Rectangle 186" o:spid="_x0000_s1026" style="position:absolute;margin-left:54.75pt;margin-top:13.85pt;width:524.4pt;height:813.55pt;z-index:251659264;visibility:visible;mso-wrap-style:square;mso-width-percent:0;mso-height-percent:0;mso-wrap-distance-left:9pt;mso-wrap-distance-top:0;mso-wrap-distance-right:9pt;mso-wrap-distance-bottom:0;mso-position-horizontal:absolute;mso-position-horizontal-relative:page;mso-position-vertical:absolute;mso-position-vertical-relative:page;mso-width-percent:0;mso-height-percent:0;mso-width-relative:page;mso-height-relative:page;v-text-anchor:top" o:gfxdata="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" filled="f" strokeweight=".5pt">
+                <w10:wrap anchorx="page" anchory="page"/>
+                <w10:anchorlock/>
+              </v:rect>
+            </w:pict>
+          </mc:Fallback>
+        </mc:AlternateContent>
+      </w:r>
+      <w:r>
+        <w:rPr>
+          <w:color w:val="002200"/>
+          <w:lang w:eastAsia="ru-RU"/>
+        </w:rPr>
+        <w:t xml:space="preserve">г. Екатеринбург </w:t>
+      </w:r>
+      <w:r>
+        <w:rPr>
+          <w:color w:val="002200"/>
+          <w:lang w:eastAsia="ru-RU"/>
+        </w:rPr>
+        <w:t>2025 г.</w:t>
       </w:r>
       <w:r>
         <w:br w:type="page"/>
@@ -670,6 +1033,13 @@
     </w:p>
     <w:sdt>
       <w:sdtPr>
+        <w:rPr>
+          <w:rFonts w:ascii="Times New Roman" w:eastAsiaTheme="minorHAnsi" w:hAnsi="Times New Roman" w:cs="Times New Roman"/>
+          <w:color w:val="auto"/>
+          <w:sz w:val="28"/>
+          <w:szCs w:val="28"/>
+          <w:lang w:eastAsia="en-US"/>
+        </w:rPr>
         <w:id w:val="1245219692"/>
         <w:docPartObj>
           <w:docPartGallery w:val="Table of Contents"/>
@@ -678,13 +1048,8 @@
       </w:sdtPr>
       <w:sdtEndPr>
         <w:rPr>
-          <w:rFonts w:ascii="Times New Roman" w:eastAsiaTheme="minorHAnsi" w:hAnsi="Times New Roman" w:cs="Times New Roman"/>
           <w:b/>
           <w:bCs/>
-          <w:color w:val="auto"/>
-          <w:sz w:val="28"/>
-          <w:szCs w:val="28"/>
-          <w:lang w:eastAsia="en-US"/>
         </w:rPr>
       </w:sdtEndPr>
       <w:sdtContent>
@@ -696,6 +1061,8 @@
             <w:t>Оглавление</w:t>
           </w:r>
         </w:p>
+        <w:bookmarkStart w:id="0" w:name="_GoBack"/>
+        <w:bookmarkEnd w:id="0"/>
         <w:p>
           <w:pPr>
             <w:pStyle w:val="21"/>
@@ -720,7 +1087,7 @@
           <w:r>
             <w:fldChar w:fldCharType="separate"/>
           </w:r>
-          <w:hyperlink w:anchor="_Toc224096533" w:history="1">
+          <w:hyperlink w:anchor="_Toc224109118" w:history="1">
             <w:r>
               <w:rPr>
                 <w:rStyle w:val="a8"/>
@@ -747,7 +1114,7 @@
                 <w:noProof/>
                 <w:webHidden/>
               </w:rPr>
-              <w:instrText xml:space="preserve"> PAGEREF _Toc224096533 \h </w:instrText>
+              <w:instrText xml:space="preserve"> PAGEREF _Toc224109118 \h </w:instrText>
             </w:r>
             <w:r>
               <w:rPr>
@@ -792,7 +1159,7 @@
               <w:lang w:eastAsia="ru-RU"/>
             </w:rPr>
           </w:pPr>
-          <w:hyperlink w:anchor="_Toc224096534" w:history="1">
+          <w:hyperlink w:anchor="_Toc224109119" w:history="1">
             <w:r>
               <w:rPr>
                 <w:rStyle w:val="a8"/>
@@ -819,7 +1186,7 @@
                 <w:noProof/>
                 <w:webHidden/>
               </w:rPr>
-              <w:instrText xml:space="preserve"> PAGEREF _Toc224096534 \h </w:instrText>
+              <w:instrText xml:space="preserve"> PAGEREF _Toc224109119 \h </w:instrText>
             </w:r>
             <w:r>
               <w:rPr>
@@ -839,7 +1206,7 @@
                 <w:noProof/>
                 <w:webHidden/>
               </w:rPr>
-              <w:t>5</w:t>
+              <w:t>6</w:t>
             </w:r>
             <w:r>
               <w:rPr>
@@ -864,7 +1231,7 @@
               <w:lang w:eastAsia="ru-RU"/>
             </w:rPr>
           </w:pPr>
-          <w:hyperlink w:anchor="_Toc224096535" w:history="1">
+          <w:hyperlink w:anchor="_Toc224109120" w:history="1">
             <w:r>
               <w:rPr>
                 <w:rStyle w:val="a8"/>
@@ -891,7 +1258,7 @@
                 <w:noProof/>
                 <w:webHidden/>
               </w:rPr>
-              <w:instrText xml:space="preserve"> PAGEREF _Toc224096535 \h </w:instrText>
+              <w:instrText xml:space="preserve"> PAGEREF _Toc224109120 \h </w:instrText>
             </w:r>
             <w:r>
               <w:rPr>
@@ -911,7 +1278,7 @@
                 <w:noProof/>
                 <w:webHidden/>
               </w:rPr>
-              <w:t>7</w:t>
+              <w:t>8</w:t>
             </w:r>
             <w:r>
               <w:rPr>
@@ -936,7 +1303,7 @@
               <w:lang w:eastAsia="ru-RU"/>
             </w:rPr>
           </w:pPr>
-          <w:hyperlink w:anchor="_Toc224096536" w:history="1">
+          <w:hyperlink w:anchor="_Toc224109121" w:history="1">
             <w:r>
               <w:rPr>
                 <w:rStyle w:val="a8"/>
@@ -963,7 +1330,7 @@
                 <w:noProof/>
                 <w:webHidden/>
               </w:rPr>
-              <w:instrText xml:space="preserve"> PAGEREF _Toc224096536 \h </w:instrText>
+              <w:instrText xml:space="preserve"> PAGEREF _Toc224109121 \h </w:instrText>
             </w:r>
             <w:r>
               <w:rPr>
@@ -983,7 +1350,7 @@
                 <w:noProof/>
                 <w:webHidden/>
               </w:rPr>
-              <w:t>7</w:t>
+              <w:t>8</w:t>
             </w:r>
             <w:r>
               <w:rPr>
@@ -1008,7 +1375,7 @@
               <w:lang w:eastAsia="ru-RU"/>
             </w:rPr>
           </w:pPr>
-          <w:hyperlink w:anchor="_Toc224096537" w:history="1">
+          <w:hyperlink w:anchor="_Toc224109122" w:history="1">
             <w:r>
               <w:rPr>
                 <w:rStyle w:val="a8"/>
@@ -1035,7 +1402,7 @@
                 <w:noProof/>
                 <w:webHidden/>
               </w:rPr>
-              <w:instrText xml:space="preserve"> PAGEREF _Toc224096537 \h </w:instrText>
+              <w:instrText xml:space="preserve"> PAGEREF _Toc224109122 \h </w:instrText>
             </w:r>
             <w:r>
               <w:rPr>
@@ -1055,7 +1422,7 @@
                 <w:noProof/>
                 <w:webHidden/>
               </w:rPr>
-              <w:t>7</w:t>
+              <w:t>8</w:t>
             </w:r>
             <w:r>
               <w:rPr>
@@ -1080,7 +1447,7 @@
               <w:lang w:eastAsia="ru-RU"/>
             </w:rPr>
           </w:pPr>
-          <w:hyperlink w:anchor="_Toc224096538" w:history="1">
+          <w:hyperlink w:anchor="_Toc224109123" w:history="1">
             <w:r>
               <w:rPr>
                 <w:rStyle w:val="a8"/>
@@ -1107,7 +1474,7 @@
                 <w:noProof/>
                 <w:webHidden/>
               </w:rPr>
-              <w:instrText xml:space="preserve"> PAGEREF _Toc224096538 \h </w:instrText>
+              <w:instrText xml:space="preserve"> PAGEREF _Toc224109123 \h </w:instrText>
             </w:r>
             <w:r>
               <w:rPr>
@@ -1127,7 +1494,7 @@
                 <w:noProof/>
                 <w:webHidden/>
               </w:rPr>
-              <w:t>7</w:t>
+              <w:t>11</w:t>
             </w:r>
             <w:r>
               <w:rPr>
@@ -1152,13 +1519,13 @@
               <w:lang w:eastAsia="ru-RU"/>
             </w:rPr>
           </w:pPr>
-          <w:hyperlink w:anchor="_Toc224096539" w:history="1">
+          <w:hyperlink w:anchor="_Toc224109124" w:history="1">
             <w:r>
               <w:rPr>
                 <w:rStyle w:val="a8"/>
                 <w:noProof/>
               </w:rPr>
-              <w:t>4 Создание авторизации</w:t>
+              <w:t>4 Пояснительная записка к ВКР</w:t>
             </w:r>
             <w:r>
               <w:rPr>
@@ -1179,7 +1546,7 @@
                 <w:noProof/>
                 <w:webHidden/>
               </w:rPr>
-              <w:instrText xml:space="preserve"> PAGEREF _Toc224096539 \h </w:instrText>
+              <w:instrText xml:space="preserve"> PAGEREF _Toc224109124 \h </w:instrText>
             </w:r>
             <w:r>
               <w:rPr>
@@ -1199,7 +1566,7 @@
                 <w:noProof/>
                 <w:webHidden/>
               </w:rPr>
-              <w:t>8</w:t>
+              <w:t>14</w:t>
             </w:r>
             <w:r>
               <w:rPr>
@@ -1224,13 +1591,13 @@
               <w:lang w:eastAsia="ru-RU"/>
             </w:rPr>
           </w:pPr>
-          <w:hyperlink w:anchor="_Toc224096540" w:history="1">
+          <w:hyperlink w:anchor="_Toc224109125" w:history="1">
             <w:r>
               <w:rPr>
                 <w:rStyle w:val="a8"/>
                 <w:noProof/>
               </w:rPr>
-              <w:t>5 Пояснительная записка к ВКР</w:t>
+              <w:t>Заключение</w:t>
             </w:r>
             <w:r>
               <w:rPr>
@@ -1251,7 +1618,7 @@
                 <w:noProof/>
                 <w:webHidden/>
               </w:rPr>
-              <w:instrText xml:space="preserve"> PAGEREF _Toc224096540 \h </w:instrText>
+              <w:instrText xml:space="preserve"> PAGEREF _Toc224109125 \h </w:instrText>
             </w:r>
             <w:r>
               <w:rPr>
@@ -1271,7 +1638,7 @@
                 <w:noProof/>
                 <w:webHidden/>
               </w:rPr>
-              <w:t>9</w:t>
+              <w:t>15</w:t>
             </w:r>
             <w:r>
               <w:rPr>
@@ -1296,13 +1663,13 @@
               <w:lang w:eastAsia="ru-RU"/>
             </w:rPr>
           </w:pPr>
-          <w:hyperlink w:anchor="_Toc224096541" w:history="1">
+          <w:hyperlink w:anchor="_Toc224109126" w:history="1">
             <w:r>
               <w:rPr>
                 <w:rStyle w:val="a8"/>
                 <w:noProof/>
               </w:rPr>
-              <w:t>Заключение</w:t>
+              <w:t>Приложение</w:t>
             </w:r>
             <w:r>
               <w:rPr>
@@ -1323,7 +1690,7 @@
                 <w:noProof/>
                 <w:webHidden/>
               </w:rPr>
-              <w:instrText xml:space="preserve"> PAGEREF _Toc224096541 \h </w:instrText>
+              <w:instrText xml:space="preserve"> PAGEREF _Toc224109126 \h </w:instrText>
             </w:r>
             <w:r>
               <w:rPr>
@@ -1343,79 +1710,7 @@
                 <w:noProof/>
                 <w:webHidden/>
               </w:rPr>
-              <w:t>10</w:t>
-            </w:r>
-            <w:r>
-              <w:rPr>
-                <w:noProof/>
-                <w:webHidden/>
-              </w:rPr>
-              <w:fldChar w:fldCharType="end"/>
-            </w:r>
-          </w:hyperlink>
-        </w:p>
-        <w:p>
-          <w:pPr>
-            <w:pStyle w:val="11"/>
-            <w:tabs>
-              <w:tab w:val="right" w:leader="dot" w:pos="9911"/>
-            </w:tabs>
-            <w:rPr>
-              <w:rFonts w:asciiTheme="minorHAnsi" w:eastAsiaTheme="minorEastAsia" w:hAnsiTheme="minorHAnsi" w:cstheme="minorBidi"/>
-              <w:noProof/>
-              <w:sz w:val="22"/>
-              <w:szCs w:val="22"/>
-              <w:lang w:eastAsia="ru-RU"/>
-            </w:rPr>
-          </w:pPr>
-          <w:hyperlink w:anchor="_Toc224096542" w:history="1">
-            <w:r>
-              <w:rPr>
-                <w:rStyle w:val="a8"/>
-                <w:noProof/>
-              </w:rPr>
-              <w:t>Приложение</w:t>
-            </w:r>
-            <w:r>
-              <w:rPr>
-                <w:noProof/>
-                <w:webHidden/>
-              </w:rPr>
-              <w:tab/>
-            </w:r>
-            <w:r>
-              <w:rPr>
-                <w:noProof/>
-                <w:webHidden/>
-              </w:rPr>
-              <w:fldChar w:fldCharType="begin"/>
-            </w:r>
-            <w:r>
-              <w:rPr>
-                <w:noProof/>
-                <w:webHidden/>
-              </w:rPr>
-              <w:instrText xml:space="preserve"> PAGEREF _Toc224096542 \h </w:instrText>
-            </w:r>
-            <w:r>
-              <w:rPr>
-                <w:noProof/>
-                <w:webHidden/>
-              </w:rPr>
-            </w:r>
-            <w:r>
-              <w:rPr>
-                <w:noProof/>
-                <w:webHidden/>
-              </w:rPr>
-              <w:fldChar w:fldCharType="separate"/>
-            </w:r>
-            <w:r>
-              <w:rPr>
-                <w:noProof/>
-                <w:webHidden/>
-              </w:rPr>
-              <w:t>11</w:t>
+              <w:t>16</w:t>
             </w:r>
             <w:r>
               <w:rPr>
@@ -1452,7 +1747,7 @@
           <w:szCs w:val="28"/>
         </w:rPr>
       </w:pPr>
-      <w:bookmarkStart w:id="2" w:name="_Toc224096533"/>
+      <w:bookmarkStart w:id="1" w:name="_Toc224109118"/>
       <w:r>
         <w:rPr>
           <w:rFonts w:ascii="Times New Roman" w:hAnsi="Times New Roman" w:cs="Times New Roman"/>
@@ -1463,7 +1758,7 @@
         <w:lastRenderedPageBreak/>
         <w:t>1 Анализ предметной области</w:t>
       </w:r>
-      <w:bookmarkEnd w:id="2"/>
+      <w:bookmarkEnd w:id="1"/>
     </w:p>
     <w:p/>
     <w:p>
@@ -1867,7 +2162,7 @@
                     <pic:cNvPicPr/>
                   </pic:nvPicPr>
                   <pic:blipFill>
-                    <a:blip r:embed="rId8"/>
+                    <a:blip r:embed="rId6"/>
                     <a:stretch>
                       <a:fillRect/>
                     </a:stretch>
@@ -1926,7 +2221,7 @@
           <w:szCs w:val="28"/>
         </w:rPr>
       </w:pPr>
-      <w:bookmarkStart w:id="3" w:name="_Toc224096534"/>
+      <w:bookmarkStart w:id="2" w:name="_Toc224109119"/>
       <w:r>
         <w:rPr>
           <w:rFonts w:ascii="Times New Roman" w:hAnsi="Times New Roman" w:cs="Times New Roman"/>
@@ -1955,7 +2250,7 @@
         </w:rPr>
         <w:t>базы данных</w:t>
       </w:r>
-      <w:bookmarkEnd w:id="3"/>
+      <w:bookmarkEnd w:id="2"/>
     </w:p>
     <w:p/>
     <w:p>
@@ -6514,7 +6809,7 @@
                 <w:rFonts w:ascii="Courier New" w:eastAsia="Times New Roman" w:hAnsi="Courier New" w:cs="Courier New"/>
                 <w:sz w:val="20"/>
                 <w:szCs w:val="20"/>
-                <w:lang w:val="en-US" w:eastAsia="ru-RU"/>
+                <w:lang w:eastAsia="ru-RU"/>
               </w:rPr>
             </w:pPr>
           </w:p>
@@ -7567,7 +7862,6 @@
       <w:pPr>
         <w:jc w:val="center"/>
       </w:pPr>
-      <w:bookmarkStart w:id="4" w:name="_GoBack"/>
       <w:r>
         <w:rPr>
           <w:noProof/>
@@ -7579,6 +7873,318 @@
             <wp:extent cx="4955944" cy="4805083"/>
             <wp:effectExtent l="0" t="0" r="0" b="0"/>
             <wp:docPr id="1" name="Рисунок 1"/>
+            <wp:cNvGraphicFramePr>
+              <a:graphicFrameLocks xmlns:a="http://schemas.openxmlformats.org/drawingml/2006/main" noChangeAspect="1"/>
+            </wp:cNvGraphicFramePr>
+            <a:graphic xmlns:a="http://schemas.openxmlformats.org/drawingml/2006/main">
+              <a:graphicData uri="http://schemas.openxmlformats.org/drawingml/2006/picture">
+                <pic:pic xmlns:pic="http://schemas.openxmlformats.org/drawingml/2006/picture">
+                  <pic:nvPicPr>
+                    <pic:cNvPr id="1" name=""/>
+                    <pic:cNvPicPr/>
+                  </pic:nvPicPr>
+                  <pic:blipFill>
+                    <a:blip r:embed="rId7"/>
+                    <a:stretch>
+                      <a:fillRect/>
+                    </a:stretch>
+                  </pic:blipFill>
+                  <pic:spPr>
+                    <a:xfrm>
+                      <a:off x="0" y="0"/>
+                      <a:ext cx="4957054" cy="4806159"/>
+                    </a:xfrm>
+                    <a:prstGeom prst="rect">
+                      <a:avLst/>
+                    </a:prstGeom>
+                  </pic:spPr>
+                </pic:pic>
+              </a:graphicData>
+            </a:graphic>
+          </wp:inline>
+        </w:drawing>
+      </w:r>
+    </w:p>
+    <w:p>
+      <w:pPr>
+        <w:jc w:val="center"/>
+      </w:pPr>
+      <w:r>
+        <w:t>Рисунок</w:t>
+      </w:r>
+      <w:r>
+        <w:t xml:space="preserve"> 2.1 – </w:t>
+      </w:r>
+      <w:r>
+        <w:rPr>
+          <w:lang w:val="en-US"/>
+        </w:rPr>
+        <w:t>ERD</w:t>
+      </w:r>
+      <w:r>
+        <w:t>-диаграмма</w:t>
+      </w:r>
+    </w:p>
+    <w:p/>
+    <w:p>
+      <w:pPr>
+        <w:pStyle w:val="1"/>
+        <w:rPr>
+          <w:rFonts w:ascii="Times New Roman" w:hAnsi="Times New Roman" w:cs="Times New Roman"/>
+          <w:color w:val="auto"/>
+          <w:sz w:val="28"/>
+          <w:szCs w:val="28"/>
+        </w:rPr>
+      </w:pPr>
+      <w:r>
+        <w:rPr>
+          <w:rFonts w:ascii="Times New Roman" w:hAnsi="Times New Roman" w:cs="Times New Roman"/>
+          <w:color w:val="auto"/>
+          <w:sz w:val="28"/>
+          <w:szCs w:val="28"/>
+        </w:rPr>
+        <w:br w:type="page"/>
+      </w:r>
+    </w:p>
+    <w:p>
+      <w:pPr>
+        <w:pStyle w:val="1"/>
+        <w:rPr>
+          <w:rFonts w:ascii="Times New Roman" w:hAnsi="Times New Roman" w:cs="Times New Roman"/>
+          <w:color w:val="auto"/>
+          <w:sz w:val="28"/>
+          <w:szCs w:val="28"/>
+        </w:rPr>
+      </w:pPr>
+      <w:bookmarkStart w:id="3" w:name="_Toc224109120"/>
+      <w:r>
+        <w:rPr>
+          <w:rFonts w:ascii="Times New Roman" w:hAnsi="Times New Roman" w:cs="Times New Roman"/>
+          <w:color w:val="auto"/>
+          <w:sz w:val="28"/>
+          <w:szCs w:val="28"/>
+        </w:rPr>
+        <w:lastRenderedPageBreak/>
+        <w:t xml:space="preserve">3 </w:t>
+      </w:r>
+      <w:r>
+        <w:rPr>
+          <w:rFonts w:ascii="Times New Roman" w:hAnsi="Times New Roman" w:cs="Times New Roman"/>
+          <w:color w:val="auto"/>
+          <w:sz w:val="28"/>
+          <w:szCs w:val="28"/>
+        </w:rPr>
+        <w:t>Разработка приложения.</w:t>
+      </w:r>
+      <w:bookmarkEnd w:id="3"/>
+      <w:r>
+        <w:rPr>
+          <w:rFonts w:ascii="Times New Roman" w:hAnsi="Times New Roman" w:cs="Times New Roman"/>
+          <w:color w:val="auto"/>
+          <w:sz w:val="28"/>
+          <w:szCs w:val="28"/>
+        </w:rPr>
+        <w:t xml:space="preserve"> </w:t>
+      </w:r>
+    </w:p>
+    <w:p>
+      <w:pPr>
+        <w:pStyle w:val="1"/>
+        <w:rPr>
+          <w:rFonts w:ascii="Times New Roman" w:hAnsi="Times New Roman" w:cs="Times New Roman"/>
+          <w:color w:val="auto"/>
+          <w:sz w:val="28"/>
+          <w:szCs w:val="28"/>
+        </w:rPr>
+      </w:pPr>
+      <w:bookmarkStart w:id="4" w:name="_Toc224109121"/>
+      <w:r>
+        <w:rPr>
+          <w:rFonts w:ascii="Times New Roman" w:hAnsi="Times New Roman" w:cs="Times New Roman"/>
+          <w:color w:val="auto"/>
+          <w:sz w:val="28"/>
+          <w:szCs w:val="28"/>
+        </w:rPr>
+        <w:t>3.1</w:t>
+      </w:r>
+      <w:r>
+        <w:rPr>
+          <w:rFonts w:ascii="Times New Roman" w:hAnsi="Times New Roman" w:cs="Times New Roman"/>
+          <w:color w:val="auto"/>
+          <w:sz w:val="28"/>
+          <w:szCs w:val="28"/>
+        </w:rPr>
+        <w:t xml:space="preserve"> </w:t>
+      </w:r>
+      <w:r>
+        <w:rPr>
+          <w:rFonts w:ascii="Times New Roman" w:hAnsi="Times New Roman" w:cs="Times New Roman"/>
+          <w:color w:val="auto"/>
+          <w:sz w:val="28"/>
+          <w:szCs w:val="28"/>
+        </w:rPr>
+        <w:t>АПИ запросы</w:t>
+      </w:r>
+      <w:bookmarkEnd w:id="4"/>
+    </w:p>
+    <w:p/>
+    <w:p>
+      <w:r>
+        <w:t>Пропишем базовый функционал веб-приложения.</w:t>
+      </w:r>
+    </w:p>
+    <w:p>
+      <w:r>
+        <w:t xml:space="preserve">Вывод всех записей. </w:t>
+      </w:r>
+    </w:p>
+    <w:p/>
+    <w:p>
+      <w:r>
+        <w:t xml:space="preserve">Вывод записи по </w:t>
+      </w:r>
+      <w:proofErr w:type="spellStart"/>
+      <w:r>
+        <w:t>айди</w:t>
+      </w:r>
+      <w:proofErr w:type="spellEnd"/>
+      <w:r>
+        <w:t xml:space="preserve">. </w:t>
+      </w:r>
+    </w:p>
+    <w:p/>
+    <w:p>
+      <w:r>
+        <w:t xml:space="preserve">Добавить запись. </w:t>
+      </w:r>
+    </w:p>
+    <w:p/>
+    <w:p>
+      <w:r>
+        <w:t xml:space="preserve">Редактировать запись. </w:t>
+      </w:r>
+    </w:p>
+    <w:p/>
+    <w:p>
+      <w:r>
+        <w:t xml:space="preserve">Удалить запись. </w:t>
+      </w:r>
+    </w:p>
+    <w:p>
+      <w:pPr>
+        <w:pStyle w:val="1"/>
+        <w:rPr>
+          <w:rFonts w:ascii="Times New Roman" w:hAnsi="Times New Roman" w:cs="Times New Roman"/>
+          <w:color w:val="auto"/>
+          <w:sz w:val="28"/>
+          <w:szCs w:val="28"/>
+        </w:rPr>
+      </w:pPr>
+      <w:bookmarkStart w:id="5" w:name="_Toc224109122"/>
+      <w:r>
+        <w:rPr>
+          <w:rFonts w:ascii="Times New Roman" w:hAnsi="Times New Roman" w:cs="Times New Roman"/>
+          <w:color w:val="auto"/>
+          <w:sz w:val="28"/>
+          <w:szCs w:val="28"/>
+        </w:rPr>
+        <w:t xml:space="preserve">3.2 </w:t>
+      </w:r>
+      <w:r>
+        <w:rPr>
+          <w:rFonts w:ascii="Times New Roman" w:hAnsi="Times New Roman" w:cs="Times New Roman"/>
+          <w:color w:val="auto"/>
+          <w:sz w:val="28"/>
+          <w:szCs w:val="28"/>
+        </w:rPr>
+        <w:t>Создание базового функционала веб-приложения</w:t>
+      </w:r>
+      <w:r>
+        <w:rPr>
+          <w:rFonts w:ascii="Times New Roman" w:hAnsi="Times New Roman" w:cs="Times New Roman"/>
+          <w:color w:val="auto"/>
+          <w:sz w:val="28"/>
+          <w:szCs w:val="28"/>
+        </w:rPr>
+        <w:t>. Обработка ошибок.</w:t>
+      </w:r>
+      <w:bookmarkEnd w:id="5"/>
+    </w:p>
+    <w:p/>
+    <w:p>
+      <w:pPr>
+        <w:jc w:val="center"/>
+      </w:pPr>
+      <w:r>
+        <w:rPr>
+          <w:noProof/>
+          <w:lang w:eastAsia="ru-RU"/>
+        </w:rPr>
+        <w:drawing>
+          <wp:inline distT="0" distB="0" distL="0" distR="0" wp14:anchorId="2229A2B2" wp14:editId="2AF6D1C0">
+            <wp:extent cx="6299835" cy="3166110"/>
+            <wp:effectExtent l="0" t="0" r="5715" b="0"/>
+            <wp:docPr id="9" name="Рисунок 9"/>
+            <wp:cNvGraphicFramePr>
+              <a:graphicFrameLocks xmlns:a="http://schemas.openxmlformats.org/drawingml/2006/main" noChangeAspect="1"/>
+            </wp:cNvGraphicFramePr>
+            <a:graphic xmlns:a="http://schemas.openxmlformats.org/drawingml/2006/main">
+              <a:graphicData uri="http://schemas.openxmlformats.org/drawingml/2006/picture">
+                <pic:pic xmlns:pic="http://schemas.openxmlformats.org/drawingml/2006/picture">
+                  <pic:nvPicPr>
+                    <pic:cNvPr id="1" name=""/>
+                    <pic:cNvPicPr/>
+                  </pic:nvPicPr>
+                  <pic:blipFill>
+                    <a:blip r:embed="rId8"/>
+                    <a:stretch>
+                      <a:fillRect/>
+                    </a:stretch>
+                  </pic:blipFill>
+                  <pic:spPr>
+                    <a:xfrm>
+                      <a:off x="0" y="0"/>
+                      <a:ext cx="6299835" cy="3166110"/>
+                    </a:xfrm>
+                    <a:prstGeom prst="rect">
+                      <a:avLst/>
+                    </a:prstGeom>
+                  </pic:spPr>
+                </pic:pic>
+              </a:graphicData>
+            </a:graphic>
+          </wp:inline>
+        </w:drawing>
+      </w:r>
+    </w:p>
+    <w:p>
+      <w:pPr>
+        <w:jc w:val="center"/>
+      </w:pPr>
+      <w:r>
+        <w:t>Рисунок – Авторизация</w:t>
+      </w:r>
+    </w:p>
+    <w:p>
+      <w:pPr>
+        <w:jc w:val="center"/>
+      </w:pPr>
+    </w:p>
+    <w:p>
+      <w:pPr>
+        <w:jc w:val="center"/>
+      </w:pPr>
+      <w:r>
+        <w:rPr>
+          <w:noProof/>
+          <w:lang w:eastAsia="ru-RU"/>
+        </w:rPr>
+        <w:lastRenderedPageBreak/>
+        <w:drawing>
+          <wp:inline distT="0" distB="0" distL="0" distR="0" wp14:anchorId="2B6BAC56" wp14:editId="059F8034">
+            <wp:extent cx="6299835" cy="3159760"/>
+            <wp:effectExtent l="0" t="0" r="5715" b="2540"/>
+            <wp:docPr id="10" name="Рисунок 10"/>
             <wp:cNvGraphicFramePr>
               <a:graphicFrameLocks xmlns:a="http://schemas.openxmlformats.org/drawingml/2006/main" noChangeAspect="1"/>
             </wp:cNvGraphicFramePr>
@@ -7598,7 +8204,7 @@
                   <pic:spPr>
                     <a:xfrm>
                       <a:off x="0" y="0"/>
-                      <a:ext cx="4957054" cy="4806159"/>
+                      <a:ext cx="6299835" cy="3159760"/>
                     </a:xfrm>
                     <a:prstGeom prst="rect">
                       <a:avLst/>
@@ -7610,228 +8216,34 @@
           </wp:inline>
         </w:drawing>
       </w:r>
-      <w:bookmarkEnd w:id="4"/>
     </w:p>
     <w:p>
       <w:pPr>
         <w:jc w:val="center"/>
       </w:pPr>
       <w:r>
-        <w:t>Рисунок</w:t>
-      </w:r>
-      <w:r>
-        <w:t xml:space="preserve"> 2.1 – </w:t>
-      </w:r>
-      <w:r>
-        <w:rPr>
-          <w:lang w:val="en-US"/>
-        </w:rPr>
-        <w:t>ERD</w:t>
-      </w:r>
-      <w:r>
-        <w:t>-диаграмма</w:t>
-      </w:r>
-    </w:p>
-    <w:p/>
-    <w:p>
-      <w:pPr>
-        <w:pStyle w:val="1"/>
-        <w:rPr>
-          <w:rFonts w:ascii="Times New Roman" w:hAnsi="Times New Roman" w:cs="Times New Roman"/>
-          <w:color w:val="auto"/>
-          <w:sz w:val="28"/>
-          <w:szCs w:val="28"/>
-        </w:rPr>
-      </w:pPr>
-      <w:r>
-        <w:rPr>
-          <w:rFonts w:ascii="Times New Roman" w:hAnsi="Times New Roman" w:cs="Times New Roman"/>
-          <w:color w:val="auto"/>
-          <w:sz w:val="28"/>
-          <w:szCs w:val="28"/>
-        </w:rPr>
-        <w:br w:type="page"/>
-      </w:r>
-    </w:p>
-    <w:p>
-      <w:pPr>
-        <w:pStyle w:val="1"/>
-        <w:rPr>
-          <w:rFonts w:ascii="Times New Roman" w:hAnsi="Times New Roman" w:cs="Times New Roman"/>
-          <w:color w:val="auto"/>
-          <w:sz w:val="28"/>
-          <w:szCs w:val="28"/>
-        </w:rPr>
-      </w:pPr>
-      <w:bookmarkStart w:id="5" w:name="_Toc224096535"/>
-      <w:r>
-        <w:rPr>
-          <w:rFonts w:ascii="Times New Roman" w:hAnsi="Times New Roman" w:cs="Times New Roman"/>
-          <w:color w:val="auto"/>
-          <w:sz w:val="28"/>
-          <w:szCs w:val="28"/>
-        </w:rPr>
-        <w:lastRenderedPageBreak/>
-        <w:t xml:space="preserve">3 </w:t>
-      </w:r>
-      <w:r>
-        <w:rPr>
-          <w:rFonts w:ascii="Times New Roman" w:hAnsi="Times New Roman" w:cs="Times New Roman"/>
-          <w:color w:val="auto"/>
-          <w:sz w:val="28"/>
-          <w:szCs w:val="28"/>
-        </w:rPr>
-        <w:t>Разработка приложения.</w:t>
-      </w:r>
-      <w:bookmarkEnd w:id="5"/>
-      <w:r>
-        <w:rPr>
-          <w:rFonts w:ascii="Times New Roman" w:hAnsi="Times New Roman" w:cs="Times New Roman"/>
-          <w:color w:val="auto"/>
-          <w:sz w:val="28"/>
-          <w:szCs w:val="28"/>
-        </w:rPr>
-        <w:t xml:space="preserve"> </w:t>
-      </w:r>
-    </w:p>
-    <w:p>
-      <w:pPr>
-        <w:pStyle w:val="1"/>
-        <w:rPr>
-          <w:rFonts w:ascii="Times New Roman" w:hAnsi="Times New Roman" w:cs="Times New Roman"/>
-          <w:color w:val="auto"/>
-          <w:sz w:val="28"/>
-          <w:szCs w:val="28"/>
-        </w:rPr>
-      </w:pPr>
-      <w:bookmarkStart w:id="6" w:name="_Toc224096536"/>
-      <w:r>
-        <w:rPr>
-          <w:rFonts w:ascii="Times New Roman" w:hAnsi="Times New Roman" w:cs="Times New Roman"/>
-          <w:color w:val="auto"/>
-          <w:sz w:val="28"/>
-          <w:szCs w:val="28"/>
-        </w:rPr>
-        <w:t>3.1</w:t>
-      </w:r>
-      <w:r>
-        <w:rPr>
-          <w:rFonts w:ascii="Times New Roman" w:hAnsi="Times New Roman" w:cs="Times New Roman"/>
-          <w:color w:val="auto"/>
-          <w:sz w:val="28"/>
-          <w:szCs w:val="28"/>
-        </w:rPr>
-        <w:t xml:space="preserve"> </w:t>
-      </w:r>
-      <w:r>
-        <w:rPr>
-          <w:rFonts w:ascii="Times New Roman" w:hAnsi="Times New Roman" w:cs="Times New Roman"/>
-          <w:color w:val="auto"/>
-          <w:sz w:val="28"/>
-          <w:szCs w:val="28"/>
-        </w:rPr>
-        <w:t>АПИ запросы</w:t>
-      </w:r>
-      <w:bookmarkEnd w:id="6"/>
-    </w:p>
-    <w:p/>
-    <w:p>
-      <w:r>
-        <w:t>Пропишем базовый функционал веб-приложения.</w:t>
-      </w:r>
-    </w:p>
-    <w:p>
-      <w:r>
-        <w:t xml:space="preserve">Вывод всех записей. </w:t>
-      </w:r>
-    </w:p>
-    <w:p/>
-    <w:p>
-      <w:r>
-        <w:t xml:space="preserve">Вывод записи по </w:t>
-      </w:r>
-      <w:proofErr w:type="spellStart"/>
-      <w:r>
-        <w:t>айди</w:t>
-      </w:r>
-      <w:proofErr w:type="spellEnd"/>
-      <w:r>
-        <w:t xml:space="preserve">. </w:t>
-      </w:r>
-    </w:p>
-    <w:p/>
-    <w:p>
-      <w:r>
-        <w:t xml:space="preserve">Добавить запись. </w:t>
-      </w:r>
-    </w:p>
-    <w:p/>
-    <w:p>
-      <w:r>
-        <w:t xml:space="preserve">Редактировать запись. </w:t>
-      </w:r>
-    </w:p>
-    <w:p/>
-    <w:p>
-      <w:r>
-        <w:t xml:space="preserve">Удалить запись. </w:t>
-      </w:r>
-    </w:p>
-    <w:p>
-      <w:pPr>
-        <w:pStyle w:val="1"/>
-        <w:rPr>
-          <w:rFonts w:ascii="Times New Roman" w:hAnsi="Times New Roman" w:cs="Times New Roman"/>
-          <w:color w:val="auto"/>
-          <w:sz w:val="28"/>
-          <w:szCs w:val="28"/>
-        </w:rPr>
-      </w:pPr>
-      <w:bookmarkStart w:id="7" w:name="_Toc224096537"/>
-      <w:r>
-        <w:rPr>
-          <w:rFonts w:ascii="Times New Roman" w:hAnsi="Times New Roman" w:cs="Times New Roman"/>
-          <w:color w:val="auto"/>
-          <w:sz w:val="28"/>
-          <w:szCs w:val="28"/>
-        </w:rPr>
-        <w:t xml:space="preserve">3.2 </w:t>
-      </w:r>
-      <w:r>
-        <w:rPr>
-          <w:rFonts w:ascii="Times New Roman" w:hAnsi="Times New Roman" w:cs="Times New Roman"/>
-          <w:color w:val="auto"/>
-          <w:sz w:val="28"/>
-          <w:szCs w:val="28"/>
-        </w:rPr>
-        <w:t>Создание базового функционала веб-приложения</w:t>
-      </w:r>
-      <w:r>
-        <w:rPr>
-          <w:rFonts w:ascii="Times New Roman" w:hAnsi="Times New Roman" w:cs="Times New Roman"/>
-          <w:color w:val="auto"/>
-          <w:sz w:val="28"/>
-          <w:szCs w:val="28"/>
-        </w:rPr>
-        <w:t>. Обработка ошибок.</w:t>
-      </w:r>
-      <w:bookmarkEnd w:id="7"/>
-    </w:p>
-    <w:p/>
+        <w:t>Рисунок – Вход за мастера</w:t>
+      </w:r>
+    </w:p>
     <w:p>
       <w:pPr>
         <w:jc w:val="center"/>
       </w:pPr>
+    </w:p>
+    <w:p>
+      <w:pPr>
+        <w:jc w:val="center"/>
+      </w:pPr>
       <w:r>
         <w:rPr>
           <w:noProof/>
           <w:lang w:eastAsia="ru-RU"/>
         </w:rPr>
         <w:drawing>
-          <wp:inline distT="0" distB="0" distL="0" distR="0" wp14:anchorId="2229A2B2" wp14:editId="2AF6D1C0">
-            <wp:extent cx="6299835" cy="3166110"/>
-            <wp:effectExtent l="0" t="0" r="5715" b="0"/>
-            <wp:docPr id="9" name="Рисунок 9"/>
+          <wp:inline distT="0" distB="0" distL="0" distR="0" wp14:anchorId="337EA370" wp14:editId="3FED0D1E">
+            <wp:extent cx="6299835" cy="2760345"/>
+            <wp:effectExtent l="0" t="0" r="5715" b="1905"/>
+            <wp:docPr id="11" name="Рисунок 11"/>
             <wp:cNvGraphicFramePr>
               <a:graphicFrameLocks xmlns:a="http://schemas.openxmlformats.org/drawingml/2006/main" noChangeAspect="1"/>
             </wp:cNvGraphicFramePr>
@@ -7851,7 +8263,7 @@
                   <pic:spPr>
                     <a:xfrm>
                       <a:off x="0" y="0"/>
-                      <a:ext cx="6299835" cy="3166110"/>
+                      <a:ext cx="6299835" cy="2760345"/>
                     </a:xfrm>
                     <a:prstGeom prst="rect">
                       <a:avLst/>
@@ -7869,7 +8281,7 @@
         <w:jc w:val="center"/>
       </w:pPr>
       <w:r>
-        <w:t>Рисунок – Авторизация</w:t>
+        <w:t>Рисунок – Список заявок</w:t>
       </w:r>
     </w:p>
     <w:p>
@@ -7886,12 +8298,11 @@
           <w:noProof/>
           <w:lang w:eastAsia="ru-RU"/>
         </w:rPr>
-        <w:lastRenderedPageBreak/>
         <w:drawing>
-          <wp:inline distT="0" distB="0" distL="0" distR="0" wp14:anchorId="2B6BAC56" wp14:editId="059F8034">
-            <wp:extent cx="6299835" cy="3159760"/>
-            <wp:effectExtent l="0" t="0" r="5715" b="2540"/>
-            <wp:docPr id="10" name="Рисунок 10"/>
+          <wp:inline distT="0" distB="0" distL="0" distR="0" wp14:anchorId="62AFB0EF" wp14:editId="60DE2137">
+            <wp:extent cx="6299835" cy="2179955"/>
+            <wp:effectExtent l="0" t="0" r="5715" b="0"/>
+            <wp:docPr id="12" name="Рисунок 12"/>
             <wp:cNvGraphicFramePr>
               <a:graphicFrameLocks xmlns:a="http://schemas.openxmlformats.org/drawingml/2006/main" noChangeAspect="1"/>
             </wp:cNvGraphicFramePr>
@@ -7911,7 +8322,7 @@
                   <pic:spPr>
                     <a:xfrm>
                       <a:off x="0" y="0"/>
-                      <a:ext cx="6299835" cy="3159760"/>
+                      <a:ext cx="6299835" cy="2179955"/>
                     </a:xfrm>
                     <a:prstGeom prst="rect">
                       <a:avLst/>
@@ -7929,7 +8340,7 @@
         <w:jc w:val="center"/>
       </w:pPr>
       <w:r>
-        <w:t>Рисунок – Вход за мастера</w:t>
+        <w:t>Рисунок – Список клиентов</w:t>
       </w:r>
     </w:p>
     <w:p>
@@ -7947,10 +8358,10 @@
           <w:lang w:eastAsia="ru-RU"/>
         </w:rPr>
         <w:drawing>
-          <wp:inline distT="0" distB="0" distL="0" distR="0" wp14:anchorId="337EA370" wp14:editId="3FED0D1E">
-            <wp:extent cx="6299835" cy="2760345"/>
-            <wp:effectExtent l="0" t="0" r="5715" b="1905"/>
-            <wp:docPr id="11" name="Рисунок 11"/>
+          <wp:inline distT="0" distB="0" distL="0" distR="0" wp14:anchorId="41D5D0E6" wp14:editId="2960F590">
+            <wp:extent cx="6299835" cy="3411855"/>
+            <wp:effectExtent l="0" t="0" r="5715" b="0"/>
+            <wp:docPr id="13" name="Рисунок 13"/>
             <wp:cNvGraphicFramePr>
               <a:graphicFrameLocks xmlns:a="http://schemas.openxmlformats.org/drawingml/2006/main" noChangeAspect="1"/>
             </wp:cNvGraphicFramePr>
@@ -7970,7 +8381,7 @@
                   <pic:spPr>
                     <a:xfrm>
                       <a:off x="0" y="0"/>
-                      <a:ext cx="6299835" cy="2760345"/>
+                      <a:ext cx="6299835" cy="3411855"/>
                     </a:xfrm>
                     <a:prstGeom prst="rect">
                       <a:avLst/>
@@ -7988,7 +8399,7 @@
         <w:jc w:val="center"/>
       </w:pPr>
       <w:r>
-        <w:t>Рисунок – Список заявок</w:t>
+        <w:t>Рисунок – Возможность добавление нового клиента</w:t>
       </w:r>
     </w:p>
     <w:p>
@@ -8006,10 +8417,10 @@
           <w:lang w:eastAsia="ru-RU"/>
         </w:rPr>
         <w:drawing>
-          <wp:inline distT="0" distB="0" distL="0" distR="0" wp14:anchorId="62AFB0EF" wp14:editId="60DE2137">
-            <wp:extent cx="6299835" cy="2179955"/>
+          <wp:inline distT="0" distB="0" distL="0" distR="0" wp14:anchorId="56630976" wp14:editId="3C9DC494">
+            <wp:extent cx="6299835" cy="3150235"/>
             <wp:effectExtent l="0" t="0" r="5715" b="0"/>
-            <wp:docPr id="12" name="Рисунок 12"/>
+            <wp:docPr id="14" name="Рисунок 14"/>
             <wp:cNvGraphicFramePr>
               <a:graphicFrameLocks xmlns:a="http://schemas.openxmlformats.org/drawingml/2006/main" noChangeAspect="1"/>
             </wp:cNvGraphicFramePr>
@@ -8029,7 +8440,7 @@
                   <pic:spPr>
                     <a:xfrm>
                       <a:off x="0" y="0"/>
-                      <a:ext cx="6299835" cy="2179955"/>
+                      <a:ext cx="6299835" cy="3150235"/>
                     </a:xfrm>
                     <a:prstGeom prst="rect">
                       <a:avLst/>
@@ -8047,7 +8458,7 @@
         <w:jc w:val="center"/>
       </w:pPr>
       <w:r>
-        <w:t>Рисунок – Список клиентов</w:t>
+        <w:t>Рисунок – Вход за клиента</w:t>
       </w:r>
     </w:p>
     <w:p>
@@ -8064,11 +8475,12 @@
           <w:noProof/>
           <w:lang w:eastAsia="ru-RU"/>
         </w:rPr>
+        <w:lastRenderedPageBreak/>
         <w:drawing>
-          <wp:inline distT="0" distB="0" distL="0" distR="0" wp14:anchorId="41D5D0E6" wp14:editId="2960F590">
-            <wp:extent cx="6299835" cy="3411855"/>
+          <wp:inline distT="0" distB="0" distL="0" distR="0" wp14:anchorId="35203111" wp14:editId="0BBA59DA">
+            <wp:extent cx="6299835" cy="2614930"/>
             <wp:effectExtent l="0" t="0" r="5715" b="0"/>
-            <wp:docPr id="13" name="Рисунок 13"/>
+            <wp:docPr id="15" name="Рисунок 15"/>
             <wp:cNvGraphicFramePr>
               <a:graphicFrameLocks xmlns:a="http://schemas.openxmlformats.org/drawingml/2006/main" noChangeAspect="1"/>
             </wp:cNvGraphicFramePr>
@@ -8088,7 +8500,7 @@
                   <pic:spPr>
                     <a:xfrm>
                       <a:off x="0" y="0"/>
-                      <a:ext cx="6299835" cy="3411855"/>
+                      <a:ext cx="6299835" cy="2614930"/>
                     </a:xfrm>
                     <a:prstGeom prst="rect">
                       <a:avLst/>
@@ -8106,7 +8518,7 @@
         <w:jc w:val="center"/>
       </w:pPr>
       <w:r>
-        <w:t>Рисунок – Возможность добавление нового клиента</w:t>
+        <w:t>Рисунок – Список мастеров</w:t>
       </w:r>
     </w:p>
     <w:p>
@@ -8118,16 +8530,103 @@
       <w:pPr>
         <w:jc w:val="center"/>
       </w:pPr>
+    </w:p>
+    <w:p>
+      <w:pPr>
+        <w:pStyle w:val="1"/>
+        <w:rPr>
+          <w:rFonts w:ascii="Times New Roman" w:hAnsi="Times New Roman" w:cs="Times New Roman"/>
+          <w:color w:val="auto"/>
+          <w:sz w:val="28"/>
+          <w:szCs w:val="28"/>
+        </w:rPr>
+      </w:pPr>
+      <w:bookmarkStart w:id="6" w:name="_Toc224109123"/>
+      <w:r>
+        <w:rPr>
+          <w:rFonts w:ascii="Times New Roman" w:hAnsi="Times New Roman" w:cs="Times New Roman"/>
+          <w:color w:val="auto"/>
+          <w:sz w:val="28"/>
+          <w:szCs w:val="28"/>
+        </w:rPr>
+        <w:t>3.3</w:t>
+      </w:r>
+      <w:r>
+        <w:rPr>
+          <w:rFonts w:ascii="Times New Roman" w:hAnsi="Times New Roman" w:cs="Times New Roman"/>
+          <w:color w:val="auto"/>
+          <w:sz w:val="28"/>
+          <w:szCs w:val="28"/>
+        </w:rPr>
+        <w:t xml:space="preserve"> </w:t>
+      </w:r>
+      <w:r>
+        <w:rPr>
+          <w:rFonts w:ascii="Times New Roman" w:hAnsi="Times New Roman" w:cs="Times New Roman"/>
+          <w:color w:val="auto"/>
+          <w:sz w:val="28"/>
+          <w:szCs w:val="28"/>
+        </w:rPr>
+        <w:t xml:space="preserve">Проверка </w:t>
+      </w:r>
+      <w:proofErr w:type="spellStart"/>
+      <w:r>
+        <w:rPr>
+          <w:rFonts w:ascii="Times New Roman" w:hAnsi="Times New Roman" w:cs="Times New Roman"/>
+          <w:color w:val="auto"/>
+          <w:sz w:val="28"/>
+          <w:szCs w:val="28"/>
+        </w:rPr>
+        <w:t>апи</w:t>
+      </w:r>
+      <w:proofErr w:type="spellEnd"/>
+      <w:r>
+        <w:rPr>
+          <w:rFonts w:ascii="Times New Roman" w:hAnsi="Times New Roman" w:cs="Times New Roman"/>
+          <w:color w:val="auto"/>
+          <w:sz w:val="28"/>
+          <w:szCs w:val="28"/>
+        </w:rPr>
+        <w:t xml:space="preserve"> запросов. Тестирование одного-двух модулей через </w:t>
+      </w:r>
+      <w:proofErr w:type="spellStart"/>
+      <w:r>
+        <w:rPr>
+          <w:rFonts w:ascii="Times New Roman" w:hAnsi="Times New Roman" w:cs="Times New Roman"/>
+          <w:color w:val="auto"/>
+          <w:sz w:val="28"/>
+          <w:szCs w:val="28"/>
+        </w:rPr>
+        <w:t>постман</w:t>
+      </w:r>
+      <w:proofErr w:type="spellEnd"/>
+      <w:r>
+        <w:rPr>
+          <w:rFonts w:ascii="Times New Roman" w:hAnsi="Times New Roman" w:cs="Times New Roman"/>
+          <w:color w:val="auto"/>
+          <w:sz w:val="28"/>
+          <w:szCs w:val="28"/>
+        </w:rPr>
+        <w:t>.</w:t>
+      </w:r>
+      <w:bookmarkEnd w:id="6"/>
+    </w:p>
+    <w:p/>
+    <w:p>
+      <w:pPr>
+        <w:jc w:val="center"/>
+      </w:pPr>
       <w:r>
         <w:rPr>
           <w:noProof/>
           <w:lang w:eastAsia="ru-RU"/>
         </w:rPr>
+        <w:lastRenderedPageBreak/>
         <w:drawing>
-          <wp:inline distT="0" distB="0" distL="0" distR="0" wp14:anchorId="56630976" wp14:editId="3C9DC494">
-            <wp:extent cx="6299835" cy="3150235"/>
-            <wp:effectExtent l="0" t="0" r="5715" b="0"/>
-            <wp:docPr id="14" name="Рисунок 14"/>
+          <wp:inline distT="0" distB="0" distL="0" distR="0" wp14:anchorId="0A7F36CA" wp14:editId="00949FBF">
+            <wp:extent cx="5592907" cy="5899583"/>
+            <wp:effectExtent l="0" t="0" r="8255" b="6350"/>
+            <wp:docPr id="5" name="Рисунок 5"/>
             <wp:cNvGraphicFramePr>
               <a:graphicFrameLocks xmlns:a="http://schemas.openxmlformats.org/drawingml/2006/main" noChangeAspect="1"/>
             </wp:cNvGraphicFramePr>
@@ -8147,7 +8646,7 @@
                   <pic:spPr>
                     <a:xfrm>
                       <a:off x="0" y="0"/>
-                      <a:ext cx="6299835" cy="3150235"/>
+                      <a:ext cx="5596869" cy="5903763"/>
                     </a:xfrm>
                     <a:prstGeom prst="rect">
                       <a:avLst/>
@@ -8165,7 +8664,10 @@
         <w:jc w:val="center"/>
       </w:pPr>
       <w:r>
-        <w:t>Рисунок – Вход за клиента</w:t>
+        <w:t>Рисунок</w:t>
+      </w:r>
+      <w:r>
+        <w:t xml:space="preserve"> – проверка вывода всех данных</w:t>
       </w:r>
     </w:p>
     <w:p>
@@ -8184,10 +8686,10 @@
         </w:rPr>
         <w:lastRenderedPageBreak/>
         <w:drawing>
-          <wp:inline distT="0" distB="0" distL="0" distR="0" wp14:anchorId="35203111" wp14:editId="0BBA59DA">
-            <wp:extent cx="6299835" cy="2614930"/>
-            <wp:effectExtent l="0" t="0" r="5715" b="0"/>
-            <wp:docPr id="15" name="Рисунок 15"/>
+          <wp:inline distT="0" distB="0" distL="0" distR="0" wp14:anchorId="05EEAEE7" wp14:editId="4FE84F11">
+            <wp:extent cx="5210992" cy="3608230"/>
+            <wp:effectExtent l="0" t="0" r="8890" b="0"/>
+            <wp:docPr id="6" name="Рисунок 6"/>
             <wp:cNvGraphicFramePr>
               <a:graphicFrameLocks xmlns:a="http://schemas.openxmlformats.org/drawingml/2006/main" noChangeAspect="1"/>
             </wp:cNvGraphicFramePr>
@@ -8207,215 +8709,6 @@
                   <pic:spPr>
                     <a:xfrm>
                       <a:off x="0" y="0"/>
-                      <a:ext cx="6299835" cy="2614930"/>
-                    </a:xfrm>
-                    <a:prstGeom prst="rect">
-                      <a:avLst/>
-                    </a:prstGeom>
-                  </pic:spPr>
-                </pic:pic>
-              </a:graphicData>
-            </a:graphic>
-          </wp:inline>
-        </w:drawing>
-      </w:r>
-    </w:p>
-    <w:p>
-      <w:pPr>
-        <w:jc w:val="center"/>
-      </w:pPr>
-      <w:r>
-        <w:t>Рисунок – Список мастеров</w:t>
-      </w:r>
-    </w:p>
-    <w:p>
-      <w:pPr>
-        <w:jc w:val="center"/>
-      </w:pPr>
-    </w:p>
-    <w:p>
-      <w:pPr>
-        <w:jc w:val="center"/>
-      </w:pPr>
-    </w:p>
-    <w:p>
-      <w:pPr>
-        <w:pStyle w:val="1"/>
-        <w:rPr>
-          <w:rFonts w:ascii="Times New Roman" w:hAnsi="Times New Roman" w:cs="Times New Roman"/>
-          <w:color w:val="auto"/>
-          <w:sz w:val="28"/>
-          <w:szCs w:val="28"/>
-        </w:rPr>
-      </w:pPr>
-      <w:bookmarkStart w:id="8" w:name="_Toc224096538"/>
-      <w:r>
-        <w:rPr>
-          <w:rFonts w:ascii="Times New Roman" w:hAnsi="Times New Roman" w:cs="Times New Roman"/>
-          <w:color w:val="auto"/>
-          <w:sz w:val="28"/>
-          <w:szCs w:val="28"/>
-        </w:rPr>
-        <w:t>3.3</w:t>
-      </w:r>
-      <w:r>
-        <w:rPr>
-          <w:rFonts w:ascii="Times New Roman" w:hAnsi="Times New Roman" w:cs="Times New Roman"/>
-          <w:color w:val="auto"/>
-          <w:sz w:val="28"/>
-          <w:szCs w:val="28"/>
-        </w:rPr>
-        <w:t xml:space="preserve"> </w:t>
-      </w:r>
-      <w:r>
-        <w:rPr>
-          <w:rFonts w:ascii="Times New Roman" w:hAnsi="Times New Roman" w:cs="Times New Roman"/>
-          <w:color w:val="auto"/>
-          <w:sz w:val="28"/>
-          <w:szCs w:val="28"/>
-        </w:rPr>
-        <w:t xml:space="preserve">Проверка </w:t>
-      </w:r>
-      <w:proofErr w:type="spellStart"/>
-      <w:r>
-        <w:rPr>
-          <w:rFonts w:ascii="Times New Roman" w:hAnsi="Times New Roman" w:cs="Times New Roman"/>
-          <w:color w:val="auto"/>
-          <w:sz w:val="28"/>
-          <w:szCs w:val="28"/>
-        </w:rPr>
-        <w:t>апи</w:t>
-      </w:r>
-      <w:proofErr w:type="spellEnd"/>
-      <w:r>
-        <w:rPr>
-          <w:rFonts w:ascii="Times New Roman" w:hAnsi="Times New Roman" w:cs="Times New Roman"/>
-          <w:color w:val="auto"/>
-          <w:sz w:val="28"/>
-          <w:szCs w:val="28"/>
-        </w:rPr>
-        <w:t xml:space="preserve"> запросов. Тестирование одного-двух модулей через </w:t>
-      </w:r>
-      <w:proofErr w:type="spellStart"/>
-      <w:r>
-        <w:rPr>
-          <w:rFonts w:ascii="Times New Roman" w:hAnsi="Times New Roman" w:cs="Times New Roman"/>
-          <w:color w:val="auto"/>
-          <w:sz w:val="28"/>
-          <w:szCs w:val="28"/>
-        </w:rPr>
-        <w:t>постман</w:t>
-      </w:r>
-      <w:proofErr w:type="spellEnd"/>
-      <w:r>
-        <w:rPr>
-          <w:rFonts w:ascii="Times New Roman" w:hAnsi="Times New Roman" w:cs="Times New Roman"/>
-          <w:color w:val="auto"/>
-          <w:sz w:val="28"/>
-          <w:szCs w:val="28"/>
-        </w:rPr>
-        <w:t>.</w:t>
-      </w:r>
-      <w:bookmarkEnd w:id="8"/>
-    </w:p>
-    <w:p/>
-    <w:p>
-      <w:pPr>
-        <w:jc w:val="center"/>
-      </w:pPr>
-      <w:r>
-        <w:rPr>
-          <w:noProof/>
-          <w:lang w:eastAsia="ru-RU"/>
-        </w:rPr>
-        <w:lastRenderedPageBreak/>
-        <w:drawing>
-          <wp:inline distT="0" distB="0" distL="0" distR="0" wp14:anchorId="0A7F36CA" wp14:editId="00949FBF">
-            <wp:extent cx="5592907" cy="5899583"/>
-            <wp:effectExtent l="0" t="0" r="8255" b="6350"/>
-            <wp:docPr id="5" name="Рисунок 5"/>
-            <wp:cNvGraphicFramePr>
-              <a:graphicFrameLocks xmlns:a="http://schemas.openxmlformats.org/drawingml/2006/main" noChangeAspect="1"/>
-            </wp:cNvGraphicFramePr>
-            <a:graphic xmlns:a="http://schemas.openxmlformats.org/drawingml/2006/main">
-              <a:graphicData uri="http://schemas.openxmlformats.org/drawingml/2006/picture">
-                <pic:pic xmlns:pic="http://schemas.openxmlformats.org/drawingml/2006/picture">
-                  <pic:nvPicPr>
-                    <pic:cNvPr id="1" name=""/>
-                    <pic:cNvPicPr/>
-                  </pic:nvPicPr>
-                  <pic:blipFill>
-                    <a:blip r:embed="rId17"/>
-                    <a:stretch>
-                      <a:fillRect/>
-                    </a:stretch>
-                  </pic:blipFill>
-                  <pic:spPr>
-                    <a:xfrm>
-                      <a:off x="0" y="0"/>
-                      <a:ext cx="5596869" cy="5903763"/>
-                    </a:xfrm>
-                    <a:prstGeom prst="rect">
-                      <a:avLst/>
-                    </a:prstGeom>
-                  </pic:spPr>
-                </pic:pic>
-              </a:graphicData>
-            </a:graphic>
-          </wp:inline>
-        </w:drawing>
-      </w:r>
-    </w:p>
-    <w:p>
-      <w:pPr>
-        <w:jc w:val="center"/>
-      </w:pPr>
-      <w:r>
-        <w:t>Рисунок</w:t>
-      </w:r>
-      <w:r>
-        <w:t xml:space="preserve"> – проверка вывода всех данных</w:t>
-      </w:r>
-    </w:p>
-    <w:p>
-      <w:pPr>
-        <w:jc w:val="center"/>
-      </w:pPr>
-    </w:p>
-    <w:p>
-      <w:pPr>
-        <w:jc w:val="center"/>
-      </w:pPr>
-      <w:r>
-        <w:rPr>
-          <w:noProof/>
-          <w:lang w:eastAsia="ru-RU"/>
-        </w:rPr>
-        <w:lastRenderedPageBreak/>
-        <w:drawing>
-          <wp:inline distT="0" distB="0" distL="0" distR="0" wp14:anchorId="05EEAEE7" wp14:editId="4FE84F11">
-            <wp:extent cx="5210992" cy="3608230"/>
-            <wp:effectExtent l="0" t="0" r="8890" b="0"/>
-            <wp:docPr id="6" name="Рисунок 6"/>
-            <wp:cNvGraphicFramePr>
-              <a:graphicFrameLocks xmlns:a="http://schemas.openxmlformats.org/drawingml/2006/main" noChangeAspect="1"/>
-            </wp:cNvGraphicFramePr>
-            <a:graphic xmlns:a="http://schemas.openxmlformats.org/drawingml/2006/main">
-              <a:graphicData uri="http://schemas.openxmlformats.org/drawingml/2006/picture">
-                <pic:pic xmlns:pic="http://schemas.openxmlformats.org/drawingml/2006/picture">
-                  <pic:nvPicPr>
-                    <pic:cNvPr id="1" name=""/>
-                    <pic:cNvPicPr/>
-                  </pic:nvPicPr>
-                  <pic:blipFill>
-                    <a:blip r:embed="rId18"/>
-                    <a:stretch>
-                      <a:fillRect/>
-                    </a:stretch>
-                  </pic:blipFill>
-                  <pic:spPr>
-                    <a:xfrm>
-                      <a:off x="0" y="0"/>
                       <a:ext cx="5219786" cy="3614319"/>
                     </a:xfrm>
                     <a:prstGeom prst="rect">
@@ -8432,29 +8725,23 @@
     <w:p>
       <w:pPr>
         <w:jc w:val="center"/>
+      </w:pPr>
+      <w:r>
+        <w:t xml:space="preserve">Рисунок – проверка </w:t>
+      </w:r>
+      <w:r>
+        <w:t xml:space="preserve">вывода по </w:t>
+      </w:r>
+      <w:r>
         <w:rPr>
           <w:lang w:val="en-US"/>
         </w:rPr>
-      </w:pPr>
-      <w:r>
-        <w:t xml:space="preserve">Рисунок – проверка </w:t>
-      </w:r>
-      <w:r>
-        <w:t xml:space="preserve">вывода по </w:t>
-      </w:r>
-      <w:r>
-        <w:rPr>
-          <w:lang w:val="en-US"/>
-        </w:rPr>
         <w:t>Id</w:t>
       </w:r>
     </w:p>
     <w:p>
       <w:pPr>
         <w:jc w:val="center"/>
-        <w:rPr>
-          <w:lang w:val="en-US"/>
-        </w:rPr>
       </w:pPr>
     </w:p>
     <w:p>
@@ -8492,7 +8779,7 @@
           <w:szCs w:val="28"/>
         </w:rPr>
       </w:pPr>
-      <w:bookmarkStart w:id="9" w:name="_Toc224096540"/>
+      <w:bookmarkStart w:id="7" w:name="_Toc224109124"/>
       <w:r>
         <w:rPr>
           <w:rFonts w:ascii="Times New Roman" w:hAnsi="Times New Roman" w:cs="Times New Roman"/>
@@ -8521,7 +8808,7 @@
         </w:rPr>
         <w:t>Пояснительная записка к ВКР</w:t>
       </w:r>
-      <w:bookmarkEnd w:id="9"/>
+      <w:bookmarkEnd w:id="7"/>
     </w:p>
     <w:p>
       <w:pPr>
@@ -8553,7 +8840,7 @@
           <w:szCs w:val="28"/>
         </w:rPr>
       </w:pPr>
-      <w:bookmarkStart w:id="10" w:name="_Toc224096541"/>
+      <w:bookmarkStart w:id="8" w:name="_Toc224109125"/>
       <w:r>
         <w:rPr>
           <w:rFonts w:ascii="Times New Roman" w:hAnsi="Times New Roman" w:cs="Times New Roman"/>
@@ -8564,7 +8851,7 @@
         <w:lastRenderedPageBreak/>
         <w:t>Заключение</w:t>
       </w:r>
-      <w:bookmarkEnd w:id="10"/>
+      <w:bookmarkEnd w:id="8"/>
     </w:p>
     <w:p>
       <w:pPr>
@@ -8596,7 +8883,7 @@
           <w:szCs w:val="28"/>
         </w:rPr>
       </w:pPr>
-      <w:bookmarkStart w:id="11" w:name="_Toc224096542"/>
+      <w:bookmarkStart w:id="9" w:name="_Toc224109126"/>
       <w:r>
         <w:rPr>
           <w:rFonts w:ascii="Times New Roman" w:hAnsi="Times New Roman" w:cs="Times New Roman"/>
@@ -8607,7 +8894,7 @@
         <w:lastRenderedPageBreak/>
         <w:t>Приложение</w:t>
       </w:r>
-      <w:bookmarkEnd w:id="11"/>
+      <w:bookmarkEnd w:id="9"/>
     </w:p>
     <w:sectPr>
       <w:pgSz w:w="11906" w:h="16838"/>
@@ -9866,7 +10153,7 @@
 </file>
 
 <file path=customXml/itemProps1.xml><?xml version="1.0" encoding="utf-8"?>
-<ds:datastoreItem xmlns:ds="http://schemas.openxmlformats.org/officeDocument/2006/customXml" ds:itemID="{30CCE116-867F-4B21-9488-751B192F7D30}">
+<ds:datastoreItem xmlns:ds="http://schemas.openxmlformats.org/officeDocument/2006/customXml" ds:itemID="{92911C5F-F78B-4C48-86A4-DDDBF1BE18C1}">
   <ds:schemaRefs>
     <ds:schemaRef ds:uri="http://schemas.openxmlformats.org/officeDocument/2006/bibliography"/>
   </ds:schemaRefs>
